--- a/pr-preview/pr-329/linear-algebra-vectors-tracked-changes.docx
+++ b/pr-preview/pr-329/linear-algebra-vectors-tracked-changes.docx
@@ -16,7 +16,7 @@
       </w:pPr>
       <w:del w:id="1" w:author="PR Preview" w:date="2026-01-01T00:00:00Z">
         <w:r>
-          <w:delText xml:space="preserve">Last modified: 2026-10-15 23:56:47 (PDT)</w:delText>
+          <w:delText xml:space="preserve">Last modified: 2026-10-16 01:53:21 (PDT)</w:delText>
         </w:r>
       </w:del>
     </w:p>
@@ -26,7 +26,7 @@
       </w:pPr>
       <w:ins w:id="2" w:author="PR Preview" w:date="2026-01-01T00:00:00Z">
         <w:r>
-          <w:t xml:space="preserve">Last modified: 2026-10-16 00:45:25 (PDT)</w:t>
+          <w:t xml:space="preserve">Last modified: 2026-10-16 01:54:17 (PDT)</w:t>
         </w:r>
       </w:ins>
     </w:p>

--- a/pr-preview/pr-329/linear-algebra-vectors-tracked-changes.docx
+++ b/pr-preview/pr-329/linear-algebra-vectors-tracked-changes.docx
@@ -16,7 +16,7 @@
       </w:pPr>
       <w:del w:id="1" w:author="PR Preview" w:date="2026-01-01T00:00:00Z">
         <w:r>
-          <w:delText xml:space="preserve">Last modified: 2026-10-16 01:53:21 (PDT)</w:delText>
+          <w:delText xml:space="preserve">Last modified: 2026-10-16 02:45:37 (PDT)</w:delText>
         </w:r>
       </w:del>
     </w:p>
@@ -26,7 +26,7 @@
       </w:pPr>
       <w:ins w:id="2" w:author="PR Preview" w:date="2026-01-01T00:00:00Z">
         <w:r>
-          <w:t xml:space="preserve">Last modified: 2026-10-16 01:54:17 (PDT)</w:t>
+          <w:t xml:space="preserve">Last modified: 2026-10-16 02:50:49 (PDT)</w:t>
         </w:r>
       </w:ins>
     </w:p>

--- a/pr-preview/pr-329/linear-algebra-vectors-tracked-changes.docx
+++ b/pr-preview/pr-329/linear-algebra-vectors-tracked-changes.docx
@@ -16,7 +16,7 @@
       </w:pPr>
       <w:del w:id="1" w:author="PR Preview" w:date="2026-01-01T00:00:00Z">
         <w:r>
-          <w:delText xml:space="preserve">Last modified: 2026-10-16 02:45:37 (PDT)</w:delText>
+          <w:delText xml:space="preserve">Last modified: 2026-10-16 03:50:53 (PDT)</w:delText>
         </w:r>
       </w:del>
     </w:p>
@@ -26,7 +26,7 @@
       </w:pPr>
       <w:ins w:id="2" w:author="PR Preview" w:date="2026-01-01T00:00:00Z">
         <w:r>
-          <w:t xml:space="preserve">Last modified: 2026-10-16 02:50:49 (PDT)</w:t>
+          <w:t xml:space="preserve">Last modified: 2026-10-16 04:03:03 (PDT)</w:t>
         </w:r>
       </w:ins>
     </w:p>
@@ -121,16 +121,21 @@
         <w:t xml:space="preserve"> </w:t>
       </w:r>
       <m:oMath>
-        <m:acc>
-          <m:accPr>
-            <m:chr m:val="̃"/>
-          </m:accPr>
+        <m:limLow>
           <m:e>
             <m:r>
               <m:t>x</m:t>
             </m:r>
           </m:e>
-        </m:acc>
+          <m:lim>
+            <m:r>
+              <m:rPr>
+                <m:sty m:val="p"/>
+              </m:rPr>
+              <m:t>∼</m:t>
+            </m:r>
+          </m:lim>
+        </m:limLow>
       </m:oMath>
       <w:r>
         <w:t xml:space="preserve">,</w:t>
@@ -330,16 +335,21 @@
           <m:jc m:val="center"/>
         </m:oMathParaPr>
         <m:oMath>
-          <m:acc>
-            <m:accPr>
-              <m:chr m:val="̃"/>
-            </m:accPr>
+          <m:limLow>
             <m:e>
               <m:r>
                 <m:t>x</m:t>
               </m:r>
             </m:e>
-          </m:acc>
+            <m:lim>
+              <m:r>
+                <m:rPr>
+                  <m:sty m:val="p"/>
+                </m:rPr>
+                <m:t>∼</m:t>
+              </m:r>
+            </m:lim>
+          </m:limLow>
           <m:r>
             <m:rPr>
               <m:sty m:val="p"/>
@@ -620,16 +630,21 @@
           <m:jc m:val="center"/>
         </m:oMathParaPr>
         <m:oMath>
-          <m:acc>
-            <m:accPr>
-              <m:chr m:val="̃"/>
-            </m:accPr>
+          <m:limLow>
             <m:e>
               <m:r>
                 <m:t>x</m:t>
               </m:r>
             </m:e>
-          </m:acc>
+            <m:lim>
+              <m:r>
+                <m:rPr>
+                  <m:sty m:val="p"/>
+                </m:rPr>
+                <m:t>∼</m:t>
+              </m:r>
+            </m:lim>
+          </m:limLow>
           <m:r>
             <m:rPr>
               <m:sty m:val="p"/>
@@ -762,16 +777,21 @@
         <w:t xml:space="preserve"> </w:t>
       </w:r>
       <m:oMath>
-        <m:acc>
-          <m:accPr>
-            <m:chr m:val="̃"/>
-          </m:accPr>
+        <m:limLow>
           <m:e>
             <m:r>
               <m:t>x</m:t>
             </m:r>
           </m:e>
-        </m:acc>
+          <m:lim>
+            <m:r>
+              <m:rPr>
+                <m:sty m:val="p"/>
+              </m:rPr>
+              <m:t>∼</m:t>
+            </m:r>
+          </m:lim>
+        </m:limLow>
         <m:r>
           <m:rPr>
             <m:sty m:val="p"/>
@@ -834,16 +854,21 @@
           <m:jc m:val="center"/>
         </m:oMathParaPr>
         <m:oMath>
-          <m:acc>
-            <m:accPr>
-              <m:chr m:val="̃"/>
-            </m:accPr>
+          <m:limLow>
             <m:e>
               <m:r>
                 <m:t>x</m:t>
               </m:r>
             </m:e>
-          </m:acc>
+            <m:lim>
+              <m:r>
+                <m:rPr>
+                  <m:sty m:val="p"/>
+                </m:rPr>
+                <m:t>∼</m:t>
+              </m:r>
+            </m:lim>
+          </m:limLow>
           <m:r>
             <m:rPr>
               <m:sty m:val="p"/>
@@ -1076,16 +1101,21 @@
         <w:t xml:space="preserve"> </w:t>
       </w:r>
       <m:oMath>
-        <m:acc>
-          <m:accPr>
-            <m:chr m:val="̃"/>
-          </m:accPr>
+        <m:limLow>
           <m:e>
             <m:r>
               <m:t>x</m:t>
             </m:r>
           </m:e>
-        </m:acc>
+          <m:lim>
+            <m:r>
+              <m:rPr>
+                <m:sty m:val="p"/>
+              </m:rPr>
+              <m:t>∼</m:t>
+            </m:r>
+          </m:lim>
+        </m:limLow>
         <m:r>
           <m:rPr>
             <m:sty m:val="p"/>
@@ -1119,16 +1149,21 @@
         <w:t xml:space="preserve"> </w:t>
       </w:r>
       <m:oMath>
-        <m:acc>
-          <m:accPr>
-            <m:chr m:val="̃"/>
-          </m:accPr>
+        <m:limLow>
           <m:e>
             <m:r>
               <m:t>x</m:t>
             </m:r>
           </m:e>
-        </m:acc>
+          <m:lim>
+            <m:r>
+              <m:rPr>
+                <m:sty m:val="p"/>
+              </m:rPr>
+              <m:t>∼</m:t>
+            </m:r>
+          </m:lim>
+        </m:limLow>
         <m:r>
           <m:rPr>
             <m:sty m:val="p"/>
@@ -1168,16 +1203,21 @@
         <w:t xml:space="preserve"> </w:t>
       </w:r>
       <m:oMath>
-        <m:acc>
-          <m:accPr>
-            <m:chr m:val="̃"/>
-          </m:accPr>
+        <m:limLow>
           <m:e>
             <m:r>
               <m:t>x</m:t>
             </m:r>
           </m:e>
-        </m:acc>
+          <m:lim>
+            <m:r>
+              <m:rPr>
+                <m:sty m:val="p"/>
+              </m:rPr>
+              <m:t>∼</m:t>
+            </m:r>
+          </m:lim>
+        </m:limLow>
       </m:oMath>
       <w:r>
         <w:t xml:space="preserve"> </w:t>
@@ -1407,16 +1447,21 @@
         <w:t xml:space="preserve"> </w:t>
       </w:r>
       <m:oMath>
-        <m:acc>
-          <m:accPr>
-            <m:chr m:val="̃"/>
-          </m:accPr>
+        <m:limLow>
           <m:e>
             <m:r>
               <m:t>x</m:t>
             </m:r>
           </m:e>
-        </m:acc>
+          <m:lim>
+            <m:r>
+              <m:rPr>
+                <m:sty m:val="p"/>
+              </m:rPr>
+              <m:t>∼</m:t>
+            </m:r>
+          </m:lim>
+        </m:limLow>
         <m:r>
           <m:rPr>
             <m:sty m:val="p"/>
@@ -1952,16 +1997,21 @@
           </m:rPr>
           <m:t>(</m:t>
         </m:r>
-        <m:acc>
-          <m:accPr>
-            <m:chr m:val="̃"/>
-          </m:accPr>
+        <m:limLow>
           <m:e>
             <m:r>
               <m:t>x</m:t>
             </m:r>
           </m:e>
-        </m:acc>
+          <m:lim>
+            <m:r>
+              <m:rPr>
+                <m:sty m:val="p"/>
+              </m:rPr>
+              <m:t>∼</m:t>
+            </m:r>
+          </m:lim>
+        </m:limLow>
         <m:r>
           <m:rPr>
             <m:sty m:val="p"/>
@@ -2030,16 +2080,21 @@
           </m:rPr>
           <m:t>(</m:t>
         </m:r>
-        <m:acc>
-          <m:accPr>
-            <m:chr m:val="̃"/>
-          </m:accPr>
+        <m:limLow>
           <m:e>
             <m:r>
               <m:t>x</m:t>
             </m:r>
           </m:e>
-        </m:acc>
+          <m:lim>
+            <m:r>
+              <m:rPr>
+                <m:sty m:val="p"/>
+              </m:rPr>
+              <m:t>∼</m:t>
+            </m:r>
+          </m:lim>
+        </m:limLow>
         <m:r>
           <m:rPr>
             <m:sty m:val="p"/>
@@ -2465,16 +2520,21 @@
         <w:t xml:space="preserve"> </w:t>
       </w:r>
       <m:oMath>
-        <m:acc>
-          <m:accPr>
-            <m:chr m:val="̃"/>
-          </m:accPr>
+        <m:limLow>
           <m:e>
             <m:r>
               <m:t>x</m:t>
             </m:r>
           </m:e>
-        </m:acc>
+          <m:lim>
+            <m:r>
+              <m:rPr>
+                <m:sty m:val="p"/>
+              </m:rPr>
+              <m:t>∼</m:t>
+            </m:r>
+          </m:lim>
+        </m:limLow>
       </m:oMath>
       <w:r>
         <w:t xml:space="preserve"> </w:t>
@@ -2517,16 +2577,21 @@
         <m:oMath>
           <m:sSup>
             <m:e>
-              <m:acc>
-                <m:accPr>
-                  <m:chr m:val="̃"/>
-                </m:accPr>
+              <m:limLow>
                 <m:e>
                   <m:r>
                     <m:t>x</m:t>
                   </m:r>
                 </m:e>
-              </m:acc>
+                <m:lim>
+                  <m:r>
+                    <m:rPr>
+                      <m:sty m:val="p"/>
+                    </m:rPr>
+                    <m:t>∼</m:t>
+                  </m:r>
+                </m:lim>
+              </m:limLow>
             </m:e>
             <m:sup>
               <m:r>
@@ -2545,16 +2610,21 @@
           </m:r>
           <m:sSup>
             <m:e>
-              <m:acc>
-                <m:accPr>
-                  <m:chr m:val="̃"/>
-                </m:accPr>
+              <m:limLow>
                 <m:e>
                   <m:r>
                     <m:t>x</m:t>
                   </m:r>
                 </m:e>
-              </m:acc>
+                <m:lim>
+                  <m:r>
+                    <m:rPr>
+                      <m:sty m:val="p"/>
+                    </m:rPr>
+                    <m:t>∼</m:t>
+                  </m:r>
+                </m:lim>
+              </m:limLow>
             </m:e>
             <m:sup>
               <m:r>
@@ -2888,16 +2958,21 @@
         <w:t xml:space="preserve"> </w:t>
       </w:r>
       <m:oMath>
-        <m:acc>
-          <m:accPr>
-            <m:chr m:val="̃"/>
-          </m:accPr>
+        <m:limLow>
           <m:e>
             <m:r>
               <m:t>x</m:t>
             </m:r>
           </m:e>
-        </m:acc>
+          <m:lim>
+            <m:r>
+              <m:rPr>
+                <m:sty m:val="p"/>
+              </m:rPr>
+              <m:t>∼</m:t>
+            </m:r>
+          </m:lim>
+        </m:limLow>
       </m:oMath>
       <w:r>
         <w:t xml:space="preserve"> </w:t>
@@ -2909,16 +2984,21 @@
         <w:t xml:space="preserve"> </w:t>
       </w:r>
       <m:oMath>
-        <m:acc>
-          <m:accPr>
-            <m:chr m:val="̃"/>
-          </m:accPr>
+        <m:limLow>
           <m:e>
             <m:r>
               <m:t>y</m:t>
             </m:r>
           </m:e>
-        </m:acc>
+          <m:lim>
+            <m:r>
+              <m:rPr>
+                <m:sty m:val="p"/>
+              </m:rPr>
+              <m:t>∼</m:t>
+            </m:r>
+          </m:lim>
+        </m:limLow>
       </m:oMath>
       <w:r>
         <w:t xml:space="preserve"> </w:t>
@@ -2944,32 +3024,42 @@
         <w:t xml:space="preserve"> </w:t>
       </w:r>
       <m:oMath>
-        <m:acc>
-          <m:accPr>
-            <m:chr m:val="̃"/>
-          </m:accPr>
+        <m:limLow>
           <m:e>
             <m:r>
               <m:t>x</m:t>
             </m:r>
           </m:e>
-        </m:acc>
+          <m:lim>
+            <m:r>
+              <m:rPr>
+                <m:sty m:val="p"/>
+              </m:rPr>
+              <m:t>∼</m:t>
+            </m:r>
+          </m:lim>
+        </m:limLow>
         <m:r>
           <m:rPr>
             <m:sty m:val="p"/>
           </m:rPr>
           <m:t>+</m:t>
         </m:r>
-        <m:acc>
-          <m:accPr>
-            <m:chr m:val="̃"/>
-          </m:accPr>
+        <m:limLow>
           <m:e>
             <m:r>
               <m:t>y</m:t>
             </m:r>
           </m:e>
-        </m:acc>
+          <m:lim>
+            <m:r>
+              <m:rPr>
+                <m:sty m:val="p"/>
+              </m:rPr>
+              <m:t>∼</m:t>
+            </m:r>
+          </m:lim>
+        </m:limLow>
       </m:oMath>
       <w:r>
         <w:t xml:space="preserve"> </w:t>
@@ -3007,32 +3097,42 @@
             </m:rPr>
             <m:t>(</m:t>
           </m:r>
-          <m:acc>
-            <m:accPr>
-              <m:chr m:val="̃"/>
-            </m:accPr>
+          <m:limLow>
             <m:e>
               <m:r>
                 <m:t>x</m:t>
               </m:r>
             </m:e>
-          </m:acc>
+            <m:lim>
+              <m:r>
+                <m:rPr>
+                  <m:sty m:val="p"/>
+                </m:rPr>
+                <m:t>∼</m:t>
+              </m:r>
+            </m:lim>
+          </m:limLow>
           <m:r>
             <m:rPr>
               <m:sty m:val="p"/>
             </m:rPr>
             <m:t>+</m:t>
           </m:r>
-          <m:acc>
-            <m:accPr>
-              <m:chr m:val="̃"/>
-            </m:accPr>
+          <m:limLow>
             <m:e>
               <m:r>
                 <m:t>y</m:t>
               </m:r>
             </m:e>
-          </m:acc>
+            <m:lim>
+              <m:r>
+                <m:rPr>
+                  <m:sty m:val="p"/>
+                </m:rPr>
+                <m:t>∼</m:t>
+              </m:r>
+            </m:lim>
+          </m:limLow>
           <m:sSub>
             <m:e>
               <m:r>
@@ -3428,16 +3528,21 @@
         <w:t xml:space="preserve"> </w:t>
       </w:r>
       <m:oMath>
-        <m:acc>
-          <m:accPr>
-            <m:chr m:val="̃"/>
-          </m:accPr>
+        <m:limLow>
           <m:e>
             <m:r>
               <m:t>x</m:t>
             </m:r>
           </m:e>
-        </m:acc>
+          <m:lim>
+            <m:r>
+              <m:rPr>
+                <m:sty m:val="p"/>
+              </m:rPr>
+              <m:t>∼</m:t>
+            </m:r>
+          </m:lim>
+        </m:limLow>
         <m:r>
           <m:rPr>
             <m:sty m:val="p"/>
@@ -3509,16 +3614,21 @@
         <w:t xml:space="preserve"> </w:t>
       </w:r>
       <m:oMath>
-        <m:acc>
-          <m:accPr>
-            <m:chr m:val="̃"/>
-          </m:accPr>
+        <m:limLow>
           <m:e>
             <m:r>
               <m:t>y</m:t>
             </m:r>
           </m:e>
-        </m:acc>
+          <m:lim>
+            <m:r>
+              <m:rPr>
+                <m:sty m:val="p"/>
+              </m:rPr>
+              <m:t>∼</m:t>
+            </m:r>
+          </m:lim>
+        </m:limLow>
         <m:r>
           <m:rPr>
             <m:sty m:val="p"/>
@@ -3623,16 +3733,21 @@
         <w:t xml:space="preserve"> </w:t>
       </w:r>
       <m:oMath>
-        <m:acc>
-          <m:accPr>
-            <m:chr m:val="̃"/>
-          </m:accPr>
+        <m:limLow>
           <m:e>
             <m:r>
               <m:t>x</m:t>
             </m:r>
           </m:e>
-        </m:acc>
+          <m:lim>
+            <m:r>
+              <m:rPr>
+                <m:sty m:val="p"/>
+              </m:rPr>
+              <m:t>∼</m:t>
+            </m:r>
+          </m:lim>
+        </m:limLow>
       </m:oMath>
       <w:r>
         <w:t xml:space="preserve"> </w:t>
@@ -3644,16 +3759,21 @@
         <w:t xml:space="preserve"> </w:t>
       </w:r>
       <m:oMath>
-        <m:acc>
-          <m:accPr>
-            <m:chr m:val="̃"/>
-          </m:accPr>
+        <m:limLow>
           <m:e>
             <m:r>
               <m:t>y</m:t>
             </m:r>
           </m:e>
-        </m:acc>
+          <m:lim>
+            <m:r>
+              <m:rPr>
+                <m:sty m:val="p"/>
+              </m:rPr>
+              <m:t>∼</m:t>
+            </m:r>
+          </m:lim>
+        </m:limLow>
       </m:oMath>
       <w:r>
         <w:t xml:space="preserve"> </w:t>
@@ -3672,32 +3792,42 @@
           <m:jc m:val="center"/>
         </m:oMathParaPr>
         <m:oMath>
-          <m:acc>
-            <m:accPr>
-              <m:chr m:val="̃"/>
-            </m:accPr>
+          <m:limLow>
             <m:e>
               <m:r>
                 <m:t>x</m:t>
               </m:r>
             </m:e>
-          </m:acc>
+            <m:lim>
+              <m:r>
+                <m:rPr>
+                  <m:sty m:val="p"/>
+                </m:rPr>
+                <m:t>∼</m:t>
+              </m:r>
+            </m:lim>
+          </m:limLow>
           <m:r>
             <m:rPr>
               <m:sty m:val="p"/>
             </m:rPr>
             <m:t>⋅</m:t>
           </m:r>
-          <m:acc>
-            <m:accPr>
-              <m:chr m:val="̃"/>
-            </m:accPr>
+          <m:limLow>
             <m:e>
               <m:r>
                 <m:t>y</m:t>
               </m:r>
             </m:e>
-          </m:acc>
+            <m:lim>
+              <m:r>
+                <m:rPr>
+                  <m:sty m:val="p"/>
+                </m:rPr>
+                <m:t>∼</m:t>
+              </m:r>
+            </m:lim>
+          </m:limLow>
           <m:r>
             <m:rPr>
               <m:sty m:val="p"/>
@@ -3706,16 +3836,21 @@
           </m:r>
           <m:sSup>
             <m:e>
-              <m:acc>
-                <m:accPr>
-                  <m:chr m:val="̃"/>
-                </m:accPr>
+              <m:limLow>
                 <m:e>
                   <m:r>
                     <m:t>x</m:t>
                   </m:r>
                 </m:e>
-              </m:acc>
+                <m:lim>
+                  <m:r>
+                    <m:rPr>
+                      <m:sty m:val="p"/>
+                    </m:rPr>
+                    <m:t>∼</m:t>
+                  </m:r>
+                </m:lim>
+              </m:limLow>
             </m:e>
             <m:sup>
               <m:r>
@@ -3726,16 +3861,21 @@
               </m:r>
             </m:sup>
           </m:sSup>
-          <m:acc>
-            <m:accPr>
-              <m:chr m:val="̃"/>
-            </m:accPr>
+          <m:limLow>
             <m:e>
               <m:r>
                 <m:t>y</m:t>
               </m:r>
             </m:e>
-          </m:acc>
+            <m:lim>
+              <m:r>
+                <m:rPr>
+                  <m:sty m:val="p"/>
+                </m:rPr>
+                <m:t>∼</m:t>
+              </m:r>
+            </m:lim>
+          </m:limLow>
           <m:limUpp>
             <m:e>
               <m:r>
@@ -3939,16 +4079,21 @@
         <w:t xml:space="preserve"> </w:t>
       </w:r>
       <m:oMath>
-        <m:acc>
-          <m:accPr>
-            <m:chr m:val="̃"/>
-          </m:accPr>
+        <m:limLow>
           <m:e>
             <m:r>
               <m:t>x</m:t>
             </m:r>
           </m:e>
-        </m:acc>
+          <m:lim>
+            <m:r>
+              <m:rPr>
+                <m:sty m:val="p"/>
+              </m:rPr>
+              <m:t>∼</m:t>
+            </m:r>
+          </m:lim>
+        </m:limLow>
         <m:r>
           <m:rPr>
             <m:sty m:val="p"/>
@@ -3999,16 +4144,21 @@
         <w:t xml:space="preserve"> </w:t>
       </w:r>
       <m:oMath>
-        <m:acc>
-          <m:accPr>
-            <m:chr m:val="̃"/>
-          </m:accPr>
+        <m:limLow>
           <m:e>
             <m:r>
               <m:t>y</m:t>
             </m:r>
           </m:e>
-        </m:acc>
+          <m:lim>
+            <m:r>
+              <m:rPr>
+                <m:sty m:val="p"/>
+              </m:rPr>
+              <m:t>∼</m:t>
+            </m:r>
+          </m:lim>
+        </m:limLow>
         <m:r>
           <m:rPr>
             <m:sty m:val="p"/>
@@ -4064,32 +4214,42 @@
         <m:oMath>
           <m:eqArr>
             <m:e>
-              <m:acc>
-                <m:accPr>
-                  <m:chr m:val="̃"/>
-                </m:accPr>
+              <m:limLow>
                 <m:e>
                   <m:r>
                     <m:t>x</m:t>
                   </m:r>
                 </m:e>
-              </m:acc>
+                <m:lim>
+                  <m:r>
+                    <m:rPr>
+                      <m:sty m:val="p"/>
+                    </m:rPr>
+                    <m:t>∼</m:t>
+                  </m:r>
+                </m:lim>
+              </m:limLow>
               <m:r>
                 <m:rPr>
                   <m:sty m:val="p"/>
                 </m:rPr>
                 <m:t>⋅</m:t>
               </m:r>
-              <m:acc>
-                <m:accPr>
-                  <m:chr m:val="̃"/>
-                </m:accPr>
+              <m:limLow>
                 <m:e>
                   <m:r>
                     <m:t>y</m:t>
                   </m:r>
                 </m:e>
-              </m:acc>
+                <m:lim>
+                  <m:r>
+                    <m:rPr>
+                      <m:sty m:val="p"/>
+                    </m:rPr>
+                    <m:t>∼</m:t>
+                  </m:r>
+                </m:lim>
+              </m:limLow>
               <m:r>
                 <m:t>&amp;</m:t>
               </m:r>
@@ -4546,16 +4706,21 @@
       <m:oMath>
         <m:sSub>
           <m:e>
-            <m:acc>
-              <m:accPr>
-                <m:chr m:val="̃"/>
-              </m:accPr>
+            <m:limLow>
               <m:e>
                 <m:r>
                   <m:t>v</m:t>
                 </m:r>
               </m:e>
-            </m:acc>
+              <m:lim>
+                <m:r>
+                  <m:rPr>
+                    <m:sty m:val="p"/>
+                  </m:rPr>
+                  <m:t>∼</m:t>
+                </m:r>
+              </m:lim>
+            </m:limLow>
           </m:e>
           <m:sub>
             <m:r>
@@ -4583,16 +4748,21 @@
         </m:r>
         <m:sSub>
           <m:e>
-            <m:acc>
-              <m:accPr>
-                <m:chr m:val="̃"/>
-              </m:accPr>
+            <m:limLow>
               <m:e>
                 <m:r>
                   <m:t>v</m:t>
                 </m:r>
               </m:e>
-            </m:acc>
+              <m:lim>
+                <m:r>
+                  <m:rPr>
+                    <m:sty m:val="p"/>
+                  </m:rPr>
+                  <m:t>∼</m:t>
+                </m:r>
+              </m:lim>
+            </m:limLow>
           </m:e>
           <m:sub>
             <m:r>
@@ -4680,16 +4850,21 @@
         </m:nary>
         <m:sSub>
           <m:e>
-            <m:acc>
-              <m:accPr>
-                <m:chr m:val="̃"/>
-              </m:accPr>
+            <m:limLow>
               <m:e>
                 <m:r>
                   <m:t>v</m:t>
                 </m:r>
               </m:e>
-            </m:acc>
+              <m:lim>
+                <m:r>
+                  <m:rPr>
+                    <m:sty m:val="p"/>
+                  </m:rPr>
+                  <m:t>∼</m:t>
+                </m:r>
+              </m:lim>
+            </m:limLow>
           </m:e>
           <m:sub>
             <m:r>
@@ -4727,16 +4902,21 @@
       <m:oMath>
         <m:sSub>
           <m:e>
-            <m:acc>
-              <m:accPr>
-                <m:chr m:val="̃"/>
-              </m:accPr>
+            <m:limLow>
               <m:e>
                 <m:r>
                   <m:t>v</m:t>
                 </m:r>
               </m:e>
-            </m:acc>
+              <m:lim>
+                <m:r>
+                  <m:rPr>
+                    <m:sty m:val="p"/>
+                  </m:rPr>
+                  <m:t>∼</m:t>
+                </m:r>
+              </m:lim>
+            </m:limLow>
           </m:e>
           <m:sub>
             <m:r>
@@ -4764,16 +4944,21 @@
         </m:r>
         <m:sSub>
           <m:e>
-            <m:acc>
-              <m:accPr>
-                <m:chr m:val="̃"/>
-              </m:accPr>
+            <m:limLow>
               <m:e>
                 <m:r>
                   <m:t>v</m:t>
                 </m:r>
               </m:e>
-            </m:acc>
+              <m:lim>
+                <m:r>
+                  <m:rPr>
+                    <m:sty m:val="p"/>
+                  </m:rPr>
+                  <m:t>∼</m:t>
+                </m:r>
+              </m:lim>
+            </m:limLow>
           </m:e>
           <m:sub>
             <m:r>
@@ -5399,32 +5584,42 @@
         <w:t xml:space="preserve"> </w:t>
       </w:r>
       <m:oMath>
-        <m:acc>
-          <m:accPr>
-            <m:chr m:val="̃"/>
-          </m:accPr>
+        <m:limLow>
           <m:e>
             <m:r>
               <m:t>x</m:t>
             </m:r>
           </m:e>
-        </m:acc>
+          <m:lim>
+            <m:r>
+              <m:rPr>
+                <m:sty m:val="p"/>
+              </m:rPr>
+              <m:t>∼</m:t>
+            </m:r>
+          </m:lim>
+        </m:limLow>
         <m:r>
           <m:rPr>
             <m:sty m:val="p"/>
           </m:rPr>
           <m:t>⋅</m:t>
         </m:r>
-        <m:acc>
-          <m:accPr>
-            <m:chr m:val="̃"/>
-          </m:accPr>
+        <m:limLow>
           <m:e>
             <m:r>
               <m:t>y</m:t>
             </m:r>
           </m:e>
-        </m:acc>
+          <m:lim>
+            <m:r>
+              <m:rPr>
+                <m:sty m:val="p"/>
+              </m:rPr>
+              <m:t>∼</m:t>
+            </m:r>
+          </m:lim>
+        </m:limLow>
       </m:oMath>
       <w:r>
         <w:t xml:space="preserve"> </w:t>
@@ -5453,16 +5648,21 @@
         <w:t xml:space="preserve"> </w:t>
       </w:r>
       <m:oMath>
-        <m:acc>
-          <m:accPr>
-            <m:chr m:val="̃"/>
-          </m:accPr>
+        <m:limLow>
           <m:e>
             <m:r>
               <m:t>y</m:t>
             </m:r>
           </m:e>
-        </m:acc>
+          <m:lim>
+            <m:r>
+              <m:rPr>
+                <m:sty m:val="p"/>
+              </m:rPr>
+              <m:t>∼</m:t>
+            </m:r>
+          </m:lim>
+        </m:limLow>
       </m:oMath>
       <w:r>
         <w:t xml:space="preserve">, with coefficients</w:t>
@@ -5541,32 +5741,42 @@
         <w:t xml:space="preserve"> </w:t>
       </w:r>
       <m:oMath>
-        <m:acc>
-          <m:accPr>
-            <m:chr m:val="̃"/>
-          </m:accPr>
+        <m:limLow>
           <m:e>
             <m:r>
               <m:t>x</m:t>
             </m:r>
           </m:e>
-        </m:acc>
+          <m:lim>
+            <m:r>
+              <m:rPr>
+                <m:sty m:val="p"/>
+              </m:rPr>
+              <m:t>∼</m:t>
+            </m:r>
+          </m:lim>
+        </m:limLow>
         <m:r>
           <m:rPr>
             <m:sty m:val="p"/>
           </m:rPr>
           <m:t>⋅</m:t>
         </m:r>
-        <m:acc>
-          <m:accPr>
-            <m:chr m:val="̃"/>
-          </m:accPr>
+        <m:limLow>
           <m:e>
             <m:r>
               <m:t>y</m:t>
             </m:r>
           </m:e>
-        </m:acc>
+          <m:lim>
+            <m:r>
+              <m:rPr>
+                <m:sty m:val="p"/>
+              </m:rPr>
+              <m:t>∼</m:t>
+            </m:r>
+          </m:lim>
+        </m:limLow>
         <m:r>
           <m:rPr>
             <m:sty m:val="p"/>
@@ -5804,64 +6014,84 @@
           <m:jc m:val="center"/>
         </m:oMathParaPr>
         <m:oMath>
-          <m:acc>
-            <m:accPr>
-              <m:chr m:val="̃"/>
-            </m:accPr>
+          <m:limLow>
             <m:e>
               <m:r>
                 <m:t>x</m:t>
               </m:r>
             </m:e>
-          </m:acc>
+            <m:lim>
+              <m:r>
+                <m:rPr>
+                  <m:sty m:val="p"/>
+                </m:rPr>
+                <m:t>∼</m:t>
+              </m:r>
+            </m:lim>
+          </m:limLow>
           <m:r>
             <m:rPr>
               <m:sty m:val="p"/>
             </m:rPr>
             <m:t>⋅</m:t>
           </m:r>
-          <m:acc>
-            <m:accPr>
-              <m:chr m:val="̃"/>
-            </m:accPr>
+          <m:limLow>
             <m:e>
               <m:r>
                 <m:t>y</m:t>
               </m:r>
             </m:e>
-          </m:acc>
+            <m:lim>
+              <m:r>
+                <m:rPr>
+                  <m:sty m:val="p"/>
+                </m:rPr>
+                <m:t>∼</m:t>
+              </m:r>
+            </m:lim>
+          </m:limLow>
           <m:r>
             <m:rPr>
               <m:sty m:val="p"/>
             </m:rPr>
             <m:t>=</m:t>
           </m:r>
-          <m:acc>
-            <m:accPr>
-              <m:chr m:val="̃"/>
-            </m:accPr>
+          <m:limLow>
             <m:e>
               <m:r>
                 <m:t>y</m:t>
               </m:r>
             </m:e>
-          </m:acc>
+            <m:lim>
+              <m:r>
+                <m:rPr>
+                  <m:sty m:val="p"/>
+                </m:rPr>
+                <m:t>∼</m:t>
+              </m:r>
+            </m:lim>
+          </m:limLow>
           <m:r>
             <m:rPr>
               <m:sty m:val="p"/>
             </m:rPr>
             <m:t>⋅</m:t>
           </m:r>
-          <m:acc>
-            <m:accPr>
-              <m:chr m:val="̃"/>
-            </m:accPr>
+          <m:limLow>
             <m:e>
               <m:r>
                 <m:t>x</m:t>
               </m:r>
             </m:e>
-          </m:acc>
+            <m:lim>
+              <m:r>
+                <m:rPr>
+                  <m:sty m:val="p"/>
+                </m:rPr>
+                <m:t>∼</m:t>
+              </m:r>
+            </m:lim>
+          </m:limLow>
         </m:oMath>
       </m:oMathPara>
     </w:p>
@@ -5892,32 +6122,42 @@
         <m:oMath>
           <m:eqArr>
             <m:e>
-              <m:acc>
-                <m:accPr>
-                  <m:chr m:val="̃"/>
-                </m:accPr>
+              <m:limLow>
                 <m:e>
                   <m:r>
                     <m:t>x</m:t>
                   </m:r>
                 </m:e>
-              </m:acc>
+                <m:lim>
+                  <m:r>
+                    <m:rPr>
+                      <m:sty m:val="p"/>
+                    </m:rPr>
+                    <m:t>∼</m:t>
+                  </m:r>
+                </m:lim>
+              </m:limLow>
               <m:r>
                 <m:rPr>
                   <m:sty m:val="p"/>
                 </m:rPr>
                 <m:t>⋅</m:t>
               </m:r>
-              <m:acc>
-                <m:accPr>
-                  <m:chr m:val="̃"/>
-                </m:accPr>
+              <m:limLow>
                 <m:e>
                   <m:r>
                     <m:t>y</m:t>
                   </m:r>
                 </m:e>
-              </m:acc>
+                <m:lim>
+                  <m:r>
+                    <m:rPr>
+                      <m:sty m:val="p"/>
+                    </m:rPr>
+                    <m:t>∼</m:t>
+                  </m:r>
+                </m:lim>
+              </m:limLow>
               <m:r>
                 <m:t>&amp;</m:t>
               </m:r>
@@ -6081,32 +6321,42 @@
                 </m:rPr>
                 <m:t>=</m:t>
               </m:r>
-              <m:acc>
-                <m:accPr>
-                  <m:chr m:val="̃"/>
-                </m:accPr>
+              <m:limLow>
                 <m:e>
                   <m:r>
                     <m:t>y</m:t>
                   </m:r>
                 </m:e>
-              </m:acc>
+                <m:lim>
+                  <m:r>
+                    <m:rPr>
+                      <m:sty m:val="p"/>
+                    </m:rPr>
+                    <m:t>∼</m:t>
+                  </m:r>
+                </m:lim>
+              </m:limLow>
               <m:r>
                 <m:rPr>
                   <m:sty m:val="p"/>
                 </m:rPr>
                 <m:t>⋅</m:t>
               </m:r>
-              <m:acc>
-                <m:accPr>
-                  <m:chr m:val="̃"/>
-                </m:accPr>
+              <m:limLow>
                 <m:e>
                   <m:r>
                     <m:t>x</m:t>
                   </m:r>
                 </m:e>
-              </m:acc>
+                <m:lim>
+                  <m:r>
+                    <m:rPr>
+                      <m:sty m:val="p"/>
+                    </m:rPr>
+                    <m:t>∼</m:t>
+                  </m:r>
+                </m:lim>
+              </m:limLow>
               <m:r>
                 <m:t>&amp;</m:t>
               </m:r>
@@ -6166,16 +6416,21 @@
         <w:t xml:space="preserve"> </w:t>
       </w:r>
       <m:oMath>
-        <m:acc>
-          <m:accPr>
-            <m:chr m:val="̃"/>
-          </m:accPr>
+        <m:limLow>
           <m:e>
             <m:r>
               <m:t>0</m:t>
             </m:r>
           </m:e>
-        </m:acc>
+          <m:lim>
+            <m:r>
+              <m:rPr>
+                <m:sty m:val="p"/>
+              </m:rPr>
+              <m:t>∼</m:t>
+            </m:r>
+          </m:lim>
+        </m:limLow>
       </m:oMath>
       <w:r>
         <w:t xml:space="preserve"> </w:t>
@@ -6207,16 +6462,21 @@
           <m:jc m:val="center"/>
         </m:oMathParaPr>
         <m:oMath>
-          <m:acc>
-            <m:accPr>
-              <m:chr m:val="̃"/>
-            </m:accPr>
+          <m:limLow>
             <m:e>
               <m:r>
                 <m:t>0</m:t>
               </m:r>
             </m:e>
-          </m:acc>
+            <m:lim>
+              <m:r>
+                <m:rPr>
+                  <m:sty m:val="p"/>
+                </m:rPr>
+                <m:t>∼</m:t>
+              </m:r>
+            </m:lim>
+          </m:limLow>
           <m:r>
             <m:rPr>
               <m:sty m:val="p"/>
@@ -6321,48 +6581,63 @@
         <w:t xml:space="preserve"> </w:t>
       </w:r>
       <m:oMath>
-        <m:acc>
-          <m:accPr>
-            <m:chr m:val="̃"/>
-          </m:accPr>
+        <m:limLow>
           <m:e>
             <m:r>
               <m:t>x</m:t>
             </m:r>
           </m:e>
-        </m:acc>
+          <m:lim>
+            <m:r>
+              <m:rPr>
+                <m:sty m:val="p"/>
+              </m:rPr>
+              <m:t>∼</m:t>
+            </m:r>
+          </m:lim>
+        </m:limLow>
         <m:r>
           <m:rPr>
             <m:sty m:val="p"/>
           </m:rPr>
           <m:t>+</m:t>
         </m:r>
-        <m:acc>
-          <m:accPr>
-            <m:chr m:val="̃"/>
-          </m:accPr>
+        <m:limLow>
           <m:e>
             <m:r>
               <m:t>0</m:t>
             </m:r>
           </m:e>
-        </m:acc>
+          <m:lim>
+            <m:r>
+              <m:rPr>
+                <m:sty m:val="p"/>
+              </m:rPr>
+              <m:t>∼</m:t>
+            </m:r>
+          </m:lim>
+        </m:limLow>
         <m:r>
           <m:rPr>
             <m:sty m:val="p"/>
           </m:rPr>
           <m:t>=</m:t>
         </m:r>
-        <m:acc>
-          <m:accPr>
-            <m:chr m:val="̃"/>
-          </m:accPr>
+        <m:limLow>
           <m:e>
             <m:r>
               <m:t>x</m:t>
             </m:r>
           </m:e>
-        </m:acc>
+          <m:lim>
+            <m:r>
+              <m:rPr>
+                <m:sty m:val="p"/>
+              </m:rPr>
+              <m:t>∼</m:t>
+            </m:r>
+          </m:lim>
+        </m:limLow>
       </m:oMath>
       <w:r>
         <w:t xml:space="preserve"> </w:t>
@@ -6374,16 +6649,21 @@
         <w:t xml:space="preserve"> </w:t>
       </w:r>
       <m:oMath>
-        <m:acc>
-          <m:accPr>
-            <m:chr m:val="̃"/>
-          </m:accPr>
+        <m:limLow>
           <m:e>
             <m:r>
               <m:t>x</m:t>
             </m:r>
           </m:e>
-        </m:acc>
+          <m:lim>
+            <m:r>
+              <m:rPr>
+                <m:sty m:val="p"/>
+              </m:rPr>
+              <m:t>∼</m:t>
+            </m:r>
+          </m:lim>
+        </m:limLow>
       </m:oMath>
       <w:r>
         <w:t xml:space="preserve"> </w:t>
@@ -6401,16 +6681,21 @@
         <w:t xml:space="preserve"> </w:t>
       </w:r>
       <m:oMath>
-        <m:acc>
-          <m:accPr>
-            <m:chr m:val="̃"/>
-          </m:accPr>
+        <m:limLow>
           <m:e>
             <m:r>
               <m:t>0</m:t>
             </m:r>
           </m:e>
-        </m:acc>
+          <m:lim>
+            <m:r>
+              <m:rPr>
+                <m:sty m:val="p"/>
+              </m:rPr>
+              <m:t>∼</m:t>
+            </m:r>
+          </m:lim>
+        </m:limLow>
       </m:oMath>
       <w:r>
         <w:t xml:space="preserve"> </w:t>
@@ -7283,16 +7568,21 @@
         <w:t xml:space="preserve"> </w:t>
       </w:r>
       <m:oMath>
-        <m:acc>
-          <m:accPr>
-            <m:chr m:val="̃"/>
-          </m:accPr>
+        <m:limLow>
           <m:e>
             <m:r>
               <m:t>1</m:t>
             </m:r>
           </m:e>
-        </m:acc>
+          <m:lim>
+            <m:r>
+              <m:rPr>
+                <m:sty m:val="p"/>
+              </m:rPr>
+              <m:t>∼</m:t>
+            </m:r>
+          </m:lim>
+        </m:limLow>
       </m:oMath>
       <w:r>
         <w:t xml:space="preserve"> </w:t>
@@ -7324,16 +7614,21 @@
           <m:jc m:val="center"/>
         </m:oMathParaPr>
         <m:oMath>
-          <m:acc>
-            <m:accPr>
-              <m:chr m:val="̃"/>
-            </m:accPr>
+          <m:limLow>
             <m:e>
               <m:r>
                 <m:t>1</m:t>
               </m:r>
             </m:e>
-          </m:acc>
+            <m:lim>
+              <m:r>
+                <m:rPr>
+                  <m:sty m:val="p"/>
+                </m:rPr>
+                <m:t>∼</m:t>
+              </m:r>
+            </m:lim>
+          </m:limLow>
           <m:r>
             <m:rPr>
               <m:sty m:val="p"/>
@@ -7432,16 +7727,21 @@
         <w:t xml:space="preserve"> </w:t>
       </w:r>
       <m:oMath>
-        <m:acc>
-          <m:accPr>
-            <m:chr m:val="̃"/>
-          </m:accPr>
+        <m:limLow>
           <m:e>
             <m:r>
               <m:t>1</m:t>
             </m:r>
           </m:e>
-        </m:acc>
+          <m:lim>
+            <m:r>
+              <m:rPr>
+                <m:sty m:val="p"/>
+              </m:rPr>
+              <m:t>∼</m:t>
+            </m:r>
+          </m:lim>
+        </m:limLow>
       </m:oMath>
       <w:r>
         <w:t xml:space="preserve"> </w:t>
@@ -7453,16 +7753,21 @@
         <w:t xml:space="preserve"> </w:t>
       </w:r>
       <m:oMath>
-        <m:acc>
-          <m:accPr>
-            <m:chr m:val="̃"/>
-          </m:accPr>
+        <m:limLow>
           <m:e>
             <m:r>
               <m:t>x</m:t>
             </m:r>
           </m:e>
-        </m:acc>
+          <m:lim>
+            <m:r>
+              <m:rPr>
+                <m:sty m:val="p"/>
+              </m:rPr>
+              <m:t>∼</m:t>
+            </m:r>
+          </m:lim>
+        </m:limLow>
       </m:oMath>
       <w:r>
         <w:t xml:space="preserve"> </w:t>
@@ -7474,16 +7779,21 @@
         <w:t xml:space="preserve"> </w:t>
       </w:r>
       <m:oMath>
-        <m:acc>
-          <m:accPr>
-            <m:chr m:val="̃"/>
-          </m:accPr>
+        <m:limLow>
           <m:e>
             <m:r>
               <m:t>x</m:t>
             </m:r>
           </m:e>
-        </m:acc>
+          <m:lim>
+            <m:r>
+              <m:rPr>
+                <m:sty m:val="p"/>
+              </m:rPr>
+              <m:t>∼</m:t>
+            </m:r>
+          </m:lim>
+        </m:limLow>
       </m:oMath>
       <w:r>
         <w:t xml:space="preserve">:</w:t>
@@ -7500,32 +7810,42 @@
         <m:oMath>
           <m:eqArr>
             <m:e>
-              <m:acc>
-                <m:accPr>
-                  <m:chr m:val="̃"/>
-                </m:accPr>
+              <m:limLow>
                 <m:e>
                   <m:r>
                     <m:t>1</m:t>
                   </m:r>
                 </m:e>
-              </m:acc>
+                <m:lim>
+                  <m:r>
+                    <m:rPr>
+                      <m:sty m:val="p"/>
+                    </m:rPr>
+                    <m:t>∼</m:t>
+                  </m:r>
+                </m:lim>
+              </m:limLow>
               <m:r>
                 <m:rPr>
                   <m:sty m:val="p"/>
                 </m:rPr>
                 <m:t>⋅</m:t>
               </m:r>
-              <m:acc>
-                <m:accPr>
-                  <m:chr m:val="̃"/>
-                </m:accPr>
+              <m:limLow>
                 <m:e>
                   <m:r>
                     <m:t>x</m:t>
                   </m:r>
                 </m:e>
-              </m:acc>
+                <m:lim>
+                  <m:r>
+                    <m:rPr>
+                      <m:sty m:val="p"/>
+                    </m:rPr>
+                    <m:t>∼</m:t>
+                  </m:r>
+                </m:lim>
+              </m:limLow>
               <m:r>
                 <m:t>&amp;</m:t>
               </m:r>
@@ -7659,16 +7979,21 @@
         <w:t xml:space="preserve"> </w:t>
       </w:r>
       <m:oMath>
-        <m:acc>
-          <m:accPr>
-            <m:chr m:val="̃"/>
-          </m:accPr>
+        <m:limLow>
           <m:e>
             <m:r>
               <m:t>x</m:t>
             </m:r>
           </m:e>
-        </m:acc>
+          <m:lim>
+            <m:r>
+              <m:rPr>
+                <m:sty m:val="p"/>
+              </m:rPr>
+              <m:t>∼</m:t>
+            </m:r>
+          </m:lim>
+        </m:limLow>
         <m:r>
           <m:rPr>
             <m:sty m:val="p"/>
@@ -7730,32 +8055,42 @@
         <m:oMath>
           <m:eqArr>
             <m:e>
-              <m:acc>
-                <m:accPr>
-                  <m:chr m:val="̃"/>
-                </m:accPr>
+              <m:limLow>
                 <m:e>
                   <m:r>
                     <m:t>1</m:t>
                   </m:r>
                 </m:e>
-              </m:acc>
+                <m:lim>
+                  <m:r>
+                    <m:rPr>
+                      <m:sty m:val="p"/>
+                    </m:rPr>
+                    <m:t>∼</m:t>
+                  </m:r>
+                </m:lim>
+              </m:limLow>
               <m:r>
                 <m:rPr>
                   <m:sty m:val="p"/>
                 </m:rPr>
                 <m:t>⋅</m:t>
               </m:r>
-              <m:acc>
-                <m:accPr>
-                  <m:chr m:val="̃"/>
-                </m:accPr>
+              <m:limLow>
                 <m:e>
                   <m:r>
                     <m:t>x</m:t>
                   </m:r>
                 </m:e>
-              </m:acc>
+                <m:lim>
+                  <m:r>
+                    <m:rPr>
+                      <m:sty m:val="p"/>
+                    </m:rPr>
+                    <m:t>∼</m:t>
+                  </m:r>
+                </m:lim>
+              </m:limLow>
               <m:r>
                 <m:t>&amp;</m:t>
               </m:r>
@@ -7971,16 +8306,21 @@
       <m:oMath>
         <m:sSub>
           <m:e>
-            <m:acc>
-              <m:accPr>
-                <m:chr m:val="̃"/>
-              </m:accPr>
+            <m:limLow>
               <m:e>
                 <m:r>
                   <m:t>e</m:t>
                 </m:r>
               </m:e>
-            </m:acc>
+              <m:lim>
+                <m:r>
+                  <m:rPr>
+                    <m:sty m:val="p"/>
+                  </m:rPr>
+                  <m:t>∼</m:t>
+                </m:r>
+              </m:lim>
+            </m:limLow>
           </m:e>
           <m:sub>
             <m:r>
@@ -8066,16 +8406,21 @@
           </m:r>
           <m:sSub>
             <m:e>
-              <m:acc>
-                <m:accPr>
-                  <m:chr m:val="̃"/>
-                </m:accPr>
+              <m:limLow>
                 <m:e>
                   <m:r>
                     <m:t>e</m:t>
                   </m:r>
                 </m:e>
-              </m:acc>
+                <m:lim>
+                  <m:r>
+                    <m:rPr>
+                      <m:sty m:val="p"/>
+                    </m:rPr>
+                    <m:t>∼</m:t>
+                  </m:r>
+                </m:lim>
+              </m:limLow>
             </m:e>
             <m:sub>
               <m:r>
@@ -8195,16 +8540,21 @@
           </m:r>
           <m:sSub>
             <m:e>
-              <m:acc>
-                <m:accPr>
-                  <m:chr m:val="̃"/>
-                </m:accPr>
+              <m:limLow>
                 <m:e>
                   <m:r>
                     <m:t>e</m:t>
                   </m:r>
                 </m:e>
-              </m:acc>
+                <m:lim>
+                  <m:r>
+                    <m:rPr>
+                      <m:sty m:val="p"/>
+                    </m:rPr>
+                    <m:t>∼</m:t>
+                  </m:r>
+                </m:lim>
+              </m:limLow>
             </m:e>
             <m:sub>
               <m:r>
@@ -8361,16 +8711,21 @@
       <m:oMath>
         <m:sSub>
           <m:e>
-            <m:acc>
-              <m:accPr>
-                <m:chr m:val="̃"/>
-              </m:accPr>
+            <m:limLow>
               <m:e>
                 <m:r>
                   <m:t>e</m:t>
                 </m:r>
               </m:e>
-            </m:acc>
+              <m:lim>
+                <m:r>
+                  <m:rPr>
+                    <m:sty m:val="p"/>
+                  </m:rPr>
+                  <m:t>∼</m:t>
+                </m:r>
+              </m:lim>
+            </m:limLow>
           </m:e>
           <m:sub>
             <m:r>
@@ -8427,16 +8782,21 @@
       <m:oMath>
         <m:sSub>
           <m:e>
-            <m:acc>
-              <m:accPr>
-                <m:chr m:val="̃"/>
-              </m:accPr>
+            <m:limLow>
               <m:e>
                 <m:r>
                   <m:t>e</m:t>
                 </m:r>
               </m:e>
-            </m:acc>
+              <m:lim>
+                <m:r>
+                  <m:rPr>
+                    <m:sty m:val="p"/>
+                  </m:rPr>
+                  <m:t>∼</m:t>
+                </m:r>
+              </m:lim>
+            </m:limLow>
           </m:e>
           <m:sub>
             <m:r>
@@ -8493,16 +8853,21 @@
       <m:oMath>
         <m:sSub>
           <m:e>
-            <m:acc>
-              <m:accPr>
-                <m:chr m:val="̃"/>
-              </m:accPr>
+            <m:limLow>
               <m:e>
                 <m:r>
                   <m:t>e</m:t>
                 </m:r>
               </m:e>
-            </m:acc>
+              <m:lim>
+                <m:r>
+                  <m:rPr>
+                    <m:sty m:val="p"/>
+                  </m:rPr>
+                  <m:t>∼</m:t>
+                </m:r>
+              </m:lim>
+            </m:limLow>
           </m:e>
           <m:sub>
             <m:r>
@@ -8591,16 +8956,21 @@
         </m:sSub>
         <m:sSub>
           <m:e>
-            <m:acc>
-              <m:accPr>
-                <m:chr m:val="̃"/>
-              </m:accPr>
+            <m:limLow>
               <m:e>
                 <m:r>
                   <m:t>e</m:t>
                 </m:r>
               </m:e>
-            </m:acc>
+              <m:lim>
+                <m:r>
+                  <m:rPr>
+                    <m:sty m:val="p"/>
+                  </m:rPr>
+                  <m:t>∼</m:t>
+                </m:r>
+              </m:lim>
+            </m:limLow>
           </m:e>
           <m:sub>
             <m:r>
@@ -8628,16 +8998,21 @@
         </m:sSub>
         <m:sSub>
           <m:e>
-            <m:acc>
-              <m:accPr>
-                <m:chr m:val="̃"/>
-              </m:accPr>
+            <m:limLow>
               <m:e>
                 <m:r>
                   <m:t>e</m:t>
                 </m:r>
               </m:e>
-            </m:acc>
+              <m:lim>
+                <m:r>
+                  <m:rPr>
+                    <m:sty m:val="p"/>
+                  </m:rPr>
+                  <m:t>∼</m:t>
+                </m:r>
+              </m:lim>
+            </m:limLow>
           </m:e>
           <m:sub>
             <m:r>
@@ -8665,16 +9040,21 @@
         </m:sSub>
         <m:sSub>
           <m:e>
-            <m:acc>
-              <m:accPr>
-                <m:chr m:val="̃"/>
-              </m:accPr>
+            <m:limLow>
               <m:e>
                 <m:r>
                   <m:t>e</m:t>
                 </m:r>
               </m:e>
-            </m:acc>
+              <m:lim>
+                <m:r>
+                  <m:rPr>
+                    <m:sty m:val="p"/>
+                  </m:rPr>
+                  <m:t>∼</m:t>
+                </m:r>
+              </m:lim>
+            </m:limLow>
           </m:e>
           <m:sub>
             <m:r>
@@ -8755,16 +9135,21 @@
         </m:r>
         <m:sSub>
           <m:e>
-            <m:acc>
-              <m:accPr>
-                <m:chr m:val="̃"/>
-              </m:accPr>
+            <m:limLow>
               <m:e>
                 <m:r>
                   <m:t>e</m:t>
                 </m:r>
               </m:e>
-            </m:acc>
+              <m:lim>
+                <m:r>
+                  <m:rPr>
+                    <m:sty m:val="p"/>
+                  </m:rPr>
+                  <m:t>∼</m:t>
+                </m:r>
+              </m:lim>
+            </m:limLow>
           </m:e>
           <m:sub>
             <m:r>
@@ -8783,16 +9168,21 @@
         </m:r>
         <m:sSub>
           <m:e>
-            <m:acc>
-              <m:accPr>
-                <m:chr m:val="̃"/>
-              </m:accPr>
+            <m:limLow>
               <m:e>
                 <m:r>
                   <m:t>e</m:t>
                 </m:r>
               </m:e>
-            </m:acc>
+              <m:lim>
+                <m:r>
+                  <m:rPr>
+                    <m:sty m:val="p"/>
+                  </m:rPr>
+                  <m:t>∼</m:t>
+                </m:r>
+              </m:lim>
+            </m:limLow>
           </m:e>
           <m:sub>
             <m:r>
@@ -8811,16 +9201,21 @@
         </m:r>
         <m:sSub>
           <m:e>
-            <m:acc>
-              <m:accPr>
-                <m:chr m:val="̃"/>
-              </m:accPr>
+            <m:limLow>
               <m:e>
                 <m:r>
                   <m:t>e</m:t>
                 </m:r>
               </m:e>
-            </m:acc>
+              <m:lim>
+                <m:r>
+                  <m:rPr>
+                    <m:sty m:val="p"/>
+                  </m:rPr>
+                  <m:t>∼</m:t>
+                </m:r>
+              </m:lim>
+            </m:limLow>
           </m:e>
           <m:sub>
             <m:r>
@@ -8876,16 +9271,21 @@
         </m:sSub>
         <m:sSub>
           <m:e>
-            <m:acc>
-              <m:accPr>
-                <m:chr m:val="̃"/>
-              </m:accPr>
+            <m:limLow>
               <m:e>
                 <m:r>
                   <m:t>e</m:t>
                 </m:r>
               </m:e>
-            </m:acc>
+              <m:lim>
+                <m:r>
+                  <m:rPr>
+                    <m:sty m:val="p"/>
+                  </m:rPr>
+                  <m:t>∼</m:t>
+                </m:r>
+              </m:lim>
+            </m:limLow>
           </m:e>
           <m:sub>
             <m:r>
@@ -8913,16 +9313,21 @@
         </m:sSub>
         <m:sSub>
           <m:e>
-            <m:acc>
-              <m:accPr>
-                <m:chr m:val="̃"/>
-              </m:accPr>
+            <m:limLow>
               <m:e>
                 <m:r>
                   <m:t>e</m:t>
                 </m:r>
               </m:e>
-            </m:acc>
+              <m:lim>
+                <m:r>
+                  <m:rPr>
+                    <m:sty m:val="p"/>
+                  </m:rPr>
+                  <m:t>∼</m:t>
+                </m:r>
+              </m:lim>
+            </m:limLow>
           </m:e>
           <m:sub>
             <m:r>
@@ -8950,16 +9355,21 @@
         </m:sSub>
         <m:sSub>
           <m:e>
-            <m:acc>
-              <m:accPr>
-                <m:chr m:val="̃"/>
-              </m:accPr>
+            <m:limLow>
               <m:e>
                 <m:r>
                   <m:t>e</m:t>
                 </m:r>
               </m:e>
-            </m:acc>
+              <m:lim>
+                <m:r>
+                  <m:rPr>
+                    <m:sty m:val="p"/>
+                  </m:rPr>
+                  <m:t>∼</m:t>
+                </m:r>
+              </m:lim>
+            </m:limLow>
           </m:e>
           <m:sub>
             <m:r>
@@ -9061,16 +9471,21 @@
         <w:t xml:space="preserve"> </w:t>
       </w:r>
       <m:oMath>
-        <m:acc>
-          <m:accPr>
-            <m:chr m:val="̃"/>
-          </m:accPr>
+        <m:limLow>
           <m:e>
             <m:r>
               <m:t>x</m:t>
             </m:r>
           </m:e>
-        </m:acc>
+          <m:lim>
+            <m:r>
+              <m:rPr>
+                <m:sty m:val="p"/>
+              </m:rPr>
+              <m:t>∼</m:t>
+            </m:r>
+          </m:lim>
+        </m:limLow>
       </m:oMath>
       <w:r>
         <w:t xml:space="preserve"> </w:t>
@@ -9157,16 +9572,21 @@
         <m:oMath>
           <m:sSub>
             <m:e>
-              <m:acc>
-                <m:accPr>
-                  <m:chr m:val="̃"/>
-                </m:accPr>
+              <m:limLow>
                 <m:e>
                   <m:r>
                     <m:t>e</m:t>
                   </m:r>
                 </m:e>
-              </m:acc>
+                <m:lim>
+                  <m:r>
+                    <m:rPr>
+                      <m:sty m:val="p"/>
+                    </m:rPr>
+                    <m:t>∼</m:t>
+                  </m:r>
+                </m:lim>
+              </m:limLow>
             </m:e>
             <m:sub>
               <m:r>
@@ -9180,16 +9600,21 @@
             </m:rPr>
             <m:t>⋅</m:t>
           </m:r>
-          <m:acc>
-            <m:accPr>
-              <m:chr m:val="̃"/>
-            </m:accPr>
+          <m:limLow>
             <m:e>
               <m:r>
                 <m:t>x</m:t>
               </m:r>
             </m:e>
-          </m:acc>
+            <m:lim>
+              <m:r>
+                <m:rPr>
+                  <m:sty m:val="p"/>
+                </m:rPr>
+                <m:t>∼</m:t>
+              </m:r>
+            </m:lim>
+          </m:limLow>
           <m:r>
             <m:rPr>
               <m:sty m:val="p"/>
@@ -9243,16 +9668,21 @@
             <m:e>
               <m:sSub>
                 <m:e>
-                  <m:acc>
-                    <m:accPr>
-                      <m:chr m:val="̃"/>
-                    </m:accPr>
+                  <m:limLow>
                     <m:e>
                       <m:r>
                         <m:t>e</m:t>
                       </m:r>
                     </m:e>
-                  </m:acc>
+                    <m:lim>
+                      <m:r>
+                        <m:rPr>
+                          <m:sty m:val="p"/>
+                        </m:rPr>
+                        <m:t>∼</m:t>
+                      </m:r>
+                    </m:lim>
+                  </m:limLow>
                 </m:e>
                 <m:sub>
                   <m:r>
@@ -9266,16 +9696,21 @@
                 </m:rPr>
                 <m:t>⋅</m:t>
               </m:r>
-              <m:acc>
-                <m:accPr>
-                  <m:chr m:val="̃"/>
-                </m:accPr>
+              <m:limLow>
                 <m:e>
                   <m:r>
                     <m:t>x</m:t>
                   </m:r>
                 </m:e>
-              </m:acc>
+                <m:lim>
+                  <m:r>
+                    <m:rPr>
+                      <m:sty m:val="p"/>
+                    </m:rPr>
+                    <m:t>∼</m:t>
+                  </m:r>
+                </m:lim>
+              </m:limLow>
               <m:r>
                 <m:t>&amp;</m:t>
               </m:r>
@@ -9322,16 +9757,21 @@
               </m:nary>
               <m:sSub>
                 <m:e>
-                  <m:acc>
-                    <m:accPr>
-                      <m:chr m:val="̃"/>
-                    </m:accPr>
+                  <m:limLow>
                     <m:e>
                       <m:r>
                         <m:t>e</m:t>
                       </m:r>
                     </m:e>
-                  </m:acc>
+                    <m:lim>
+                      <m:r>
+                        <m:rPr>
+                          <m:sty m:val="p"/>
+                        </m:rPr>
+                        <m:t>∼</m:t>
+                      </m:r>
+                    </m:lim>
+                  </m:limLow>
                 </m:e>
                 <m:sub>
                   <m:r>
@@ -9559,16 +9999,21 @@
               </m:r>
               <m:sSub>
                 <m:e>
-                  <m:acc>
-                    <m:accPr>
-                      <m:chr m:val="̃"/>
-                    </m:accPr>
+                  <m:limLow>
                     <m:e>
                       <m:r>
                         <m:t>e</m:t>
                       </m:r>
                     </m:e>
-                  </m:acc>
+                    <m:lim>
+                      <m:r>
+                        <m:rPr>
+                          <m:sty m:val="p"/>
+                        </m:rPr>
+                        <m:t>∼</m:t>
+                      </m:r>
+                    </m:lim>
+                  </m:limLow>
                 </m:e>
                 <m:sub>
                   <m:r>
@@ -9665,16 +10110,21 @@
         <w:t xml:space="preserve"> </w:t>
       </w:r>
       <m:oMath>
-        <m:acc>
-          <m:accPr>
-            <m:chr m:val="̃"/>
-          </m:accPr>
+        <m:limLow>
           <m:e>
             <m:r>
               <m:t>x</m:t>
             </m:r>
           </m:e>
-        </m:acc>
+          <m:lim>
+            <m:r>
+              <m:rPr>
+                <m:sty m:val="p"/>
+              </m:rPr>
+              <m:t>∼</m:t>
+            </m:r>
+          </m:lim>
+        </m:limLow>
         <m:r>
           <m:rPr>
             <m:sty m:val="p"/>
@@ -9727,16 +10177,21 @@
       <m:oMath>
         <m:sSub>
           <m:e>
-            <m:acc>
-              <m:accPr>
-                <m:chr m:val="̃"/>
-              </m:accPr>
+            <m:limLow>
               <m:e>
                 <m:r>
                   <m:t>e</m:t>
                 </m:r>
               </m:e>
-            </m:acc>
+              <m:lim>
+                <m:r>
+                  <m:rPr>
+                    <m:sty m:val="p"/>
+                  </m:rPr>
+                  <m:t>∼</m:t>
+                </m:r>
+              </m:lim>
+            </m:limLow>
           </m:e>
           <m:sub>
             <m:r>
@@ -9764,16 +10219,21 @@
         </m:r>
         <m:sSub>
           <m:e>
-            <m:acc>
-              <m:accPr>
-                <m:chr m:val="̃"/>
-              </m:accPr>
+            <m:limLow>
               <m:e>
                 <m:r>
                   <m:t>e</m:t>
                 </m:r>
               </m:e>
-            </m:acc>
+              <m:lim>
+                <m:r>
+                  <m:rPr>
+                    <m:sty m:val="p"/>
+                  </m:rPr>
+                  <m:t>∼</m:t>
+                </m:r>
+              </m:lim>
+            </m:limLow>
           </m:e>
           <m:sub>
             <m:r>
@@ -9865,16 +10325,21 @@
           <m:jc m:val="center"/>
         </m:oMathParaPr>
         <m:oMath>
-          <m:acc>
-            <m:accPr>
-              <m:chr m:val="̃"/>
-            </m:accPr>
+          <m:limLow>
             <m:e>
               <m:r>
                 <m:t>x</m:t>
               </m:r>
             </m:e>
-          </m:acc>
+            <m:lim>
+              <m:r>
+                <m:rPr>
+                  <m:sty m:val="p"/>
+                </m:rPr>
+                <m:t>∼</m:t>
+              </m:r>
+            </m:lim>
+          </m:limLow>
           <m:r>
             <m:rPr>
               <m:sty m:val="p"/>
@@ -9924,16 +10389,21 @@
           </m:nary>
           <m:sSub>
             <m:e>
-              <m:acc>
-                <m:accPr>
-                  <m:chr m:val="̃"/>
-                </m:accPr>
+              <m:limLow>
                 <m:e>
                   <m:r>
                     <m:t>e</m:t>
                   </m:r>
                 </m:e>
-              </m:acc>
+                <m:lim>
+                  <m:r>
+                    <m:rPr>
+                      <m:sty m:val="p"/>
+                    </m:rPr>
+                    <m:t>∼</m:t>
+                  </m:r>
+                </m:lim>
+              </m:limLow>
             </m:e>
             <m:sub>
               <m:r>
@@ -10081,16 +10551,21 @@
                   </m:nary>
                   <m:sSub>
                     <m:e>
-                      <m:acc>
-                        <m:accPr>
-                          <m:chr m:val="̃"/>
-                        </m:accPr>
+                      <m:limLow>
                         <m:e>
                           <m:r>
                             <m:t>e</m:t>
                           </m:r>
                         </m:e>
-                      </m:acc>
+                        <m:lim>
+                          <m:r>
+                            <m:rPr>
+                              <m:sty m:val="p"/>
+                            </m:rPr>
+                            <m:t>∼</m:t>
+                          </m:r>
+                        </m:lim>
+                      </m:limLow>
                     </m:e>
                     <m:sub>
                       <m:r>
@@ -10170,16 +10645,21 @@
               </m:r>
               <m:sSub>
                 <m:e>
-                  <m:acc>
-                    <m:accPr>
-                      <m:chr m:val="̃"/>
-                    </m:accPr>
+                  <m:limLow>
                     <m:e>
                       <m:r>
                         <m:t>e</m:t>
                       </m:r>
                     </m:e>
-                  </m:acc>
+                    <m:lim>
+                      <m:r>
+                        <m:rPr>
+                          <m:sty m:val="p"/>
+                        </m:rPr>
+                        <m:t>∼</m:t>
+                      </m:r>
+                    </m:lim>
+                  </m:limLow>
                 </m:e>
                 <m:sub>
                   <m:r>
@@ -10938,16 +11418,21 @@
               </m:r>
               <m:sSub>
                 <m:e>
-                  <m:acc>
-                    <m:accPr>
-                      <m:chr m:val="̃"/>
-                    </m:accPr>
+                  <m:limLow>
                     <m:e>
                       <m:r>
                         <m:t>e</m:t>
                       </m:r>
                     </m:e>
-                  </m:acc>
+                    <m:lim>
+                      <m:r>
+                        <m:rPr>
+                          <m:sty m:val="p"/>
+                        </m:rPr>
+                        <m:t>∼</m:t>
+                      </m:r>
+                    </m:lim>
+                  </m:limLow>
                 </m:e>
                 <m:sub>
                   <m:r>
@@ -10963,16 +11448,21 @@
               </m:r>
               <m:sSub>
                 <m:e>
-                  <m:acc>
-                    <m:accPr>
-                      <m:chr m:val="̃"/>
-                    </m:accPr>
+                  <m:limLow>
                     <m:e>
                       <m:r>
                         <m:t>e</m:t>
                       </m:r>
                     </m:e>
-                  </m:acc>
+                    <m:lim>
+                      <m:r>
+                        <m:rPr>
+                          <m:sty m:val="p"/>
+                        </m:rPr>
+                        <m:t>∼</m:t>
+                      </m:r>
+                    </m:lim>
+                  </m:limLow>
                 </m:e>
                 <m:sub>
                   <m:r>
@@ -10991,16 +11481,21 @@
               </m:r>
               <m:sSub>
                 <m:e>
-                  <m:acc>
-                    <m:accPr>
-                      <m:chr m:val="̃"/>
-                    </m:accPr>
+                  <m:limLow>
                     <m:e>
                       <m:r>
                         <m:t>e</m:t>
                       </m:r>
                     </m:e>
-                  </m:acc>
+                    <m:lim>
+                      <m:r>
+                        <m:rPr>
+                          <m:sty m:val="p"/>
+                        </m:rPr>
+                        <m:t>∼</m:t>
+                      </m:r>
+                    </m:lim>
+                  </m:limLow>
                 </m:e>
                 <m:sub>
                   <m:r>
@@ -11046,16 +11541,21 @@
         <w:t xml:space="preserve"> </w:t>
       </w:r>
       <m:oMath>
-        <m:acc>
-          <m:accPr>
-            <m:chr m:val="̃"/>
-          </m:accPr>
+        <m:limLow>
           <m:e>
             <m:r>
               <m:t>x</m:t>
             </m:r>
           </m:e>
-        </m:acc>
+          <m:lim>
+            <m:r>
+              <m:rPr>
+                <m:sty m:val="p"/>
+              </m:rPr>
+              <m:t>∼</m:t>
+            </m:r>
+          </m:lim>
+        </m:limLow>
       </m:oMath>
       <w:r>
         <w:t xml:space="preserve"> </w:t>
@@ -11067,16 +11567,21 @@
         <w:t xml:space="preserve"> </w:t>
       </w:r>
       <m:oMath>
-        <m:acc>
-          <m:accPr>
-            <m:chr m:val="̃"/>
-          </m:accPr>
+        <m:limLow>
           <m:e>
             <m:r>
               <m:t>y</m:t>
             </m:r>
           </m:e>
-        </m:acc>
+          <m:lim>
+            <m:r>
+              <m:rPr>
+                <m:sty m:val="p"/>
+              </m:rPr>
+              <m:t>∼</m:t>
+            </m:r>
+          </m:lim>
+        </m:limLow>
       </m:oMath>
       <w:r>
         <w:t xml:space="preserve"> </w:t>
@@ -11104,32 +11609,42 @@
         <w:t xml:space="preserve"> </w:t>
       </w:r>
       <m:oMath>
-        <m:acc>
-          <m:accPr>
-            <m:chr m:val="̃"/>
-          </m:accPr>
+        <m:limLow>
           <m:e>
             <m:r>
               <m:t>x</m:t>
             </m:r>
           </m:e>
-        </m:acc>
+          <m:lim>
+            <m:r>
+              <m:rPr>
+                <m:sty m:val="p"/>
+              </m:rPr>
+              <m:t>∼</m:t>
+            </m:r>
+          </m:lim>
+        </m:limLow>
         <m:r>
           <m:rPr>
             <m:sty m:val="p"/>
           </m:rPr>
           <m:t>⟂</m:t>
         </m:r>
-        <m:acc>
-          <m:accPr>
-            <m:chr m:val="̃"/>
-          </m:accPr>
+        <m:limLow>
           <m:e>
             <m:r>
               <m:t>y</m:t>
             </m:r>
           </m:e>
-        </m:acc>
+          <m:lim>
+            <m:r>
+              <m:rPr>
+                <m:sty m:val="p"/>
+              </m:rPr>
+              <m:t>∼</m:t>
+            </m:r>
+          </m:lim>
+        </m:limLow>
       </m:oMath>
       <w:r>
         <w:t xml:space="preserve">) if their dot product (</w:t>
@@ -11155,64 +11670,84 @@
           <m:jc m:val="center"/>
         </m:oMathParaPr>
         <m:oMath>
-          <m:acc>
-            <m:accPr>
-              <m:chr m:val="̃"/>
-            </m:accPr>
+          <m:limLow>
             <m:e>
               <m:r>
                 <m:t>x</m:t>
               </m:r>
             </m:e>
-          </m:acc>
+            <m:lim>
+              <m:r>
+                <m:rPr>
+                  <m:sty m:val="p"/>
+                </m:rPr>
+                <m:t>∼</m:t>
+              </m:r>
+            </m:lim>
+          </m:limLow>
           <m:r>
             <m:rPr>
               <m:sty m:val="p"/>
             </m:rPr>
             <m:t>⟂</m:t>
           </m:r>
-          <m:acc>
-            <m:accPr>
-              <m:chr m:val="̃"/>
-            </m:accPr>
+          <m:limLow>
             <m:e>
               <m:r>
                 <m:t>y</m:t>
               </m:r>
             </m:e>
-          </m:acc>
+            <m:lim>
+              <m:r>
+                <m:rPr>
+                  <m:sty m:val="p"/>
+                </m:rPr>
+                <m:t>∼</m:t>
+              </m:r>
+            </m:lim>
+          </m:limLow>
           <m:r>
             <m:rPr>
               <m:sty m:val="p"/>
             </m:rPr>
             <m:t>⇔</m:t>
           </m:r>
-          <m:acc>
-            <m:accPr>
-              <m:chr m:val="̃"/>
-            </m:accPr>
+          <m:limLow>
             <m:e>
               <m:r>
                 <m:t>x</m:t>
               </m:r>
             </m:e>
-          </m:acc>
+            <m:lim>
+              <m:r>
+                <m:rPr>
+                  <m:sty m:val="p"/>
+                </m:rPr>
+                <m:t>∼</m:t>
+              </m:r>
+            </m:lim>
+          </m:limLow>
           <m:r>
             <m:rPr>
               <m:sty m:val="p"/>
             </m:rPr>
             <m:t>⋅</m:t>
           </m:r>
-          <m:acc>
-            <m:accPr>
-              <m:chr m:val="̃"/>
-            </m:accPr>
+          <m:limLow>
             <m:e>
               <m:r>
                 <m:t>y</m:t>
               </m:r>
             </m:e>
-          </m:acc>
+            <m:lim>
+              <m:r>
+                <m:rPr>
+                  <m:sty m:val="p"/>
+                </m:rPr>
+                <m:t>∼</m:t>
+              </m:r>
+            </m:lim>
+          </m:limLow>
           <m:r>
             <m:rPr>
               <m:sty m:val="p"/>
@@ -12042,16 +12577,21 @@
             <m:grow/>
           </m:dPr>
           <m:e>
-            <m:acc>
-              <m:accPr>
-                <m:chr m:val="̃"/>
-              </m:accPr>
+            <m:limLow>
               <m:e>
                 <m:r>
                   <m:t>x</m:t>
                 </m:r>
               </m:e>
-            </m:acc>
+              <m:lim>
+                <m:r>
+                  <m:rPr>
+                    <m:sty m:val="p"/>
+                  </m:rPr>
+                  <m:t>∼</m:t>
+                </m:r>
+              </m:lim>
+            </m:limLow>
           </m:e>
         </m:d>
         <m:sSub>
@@ -12074,16 +12614,21 @@
         <w:t xml:space="preserve"> </w:t>
       </w:r>
       <m:oMath>
-        <m:acc>
-          <m:accPr>
-            <m:chr m:val="̃"/>
-          </m:accPr>
+        <m:limLow>
           <m:e>
             <m:r>
               <m:t>x</m:t>
             </m:r>
           </m:e>
-        </m:acc>
+          <m:lim>
+            <m:r>
+              <m:rPr>
+                <m:sty m:val="p"/>
+              </m:rPr>
+              <m:t>∼</m:t>
+            </m:r>
+          </m:lim>
+        </m:limLow>
       </m:oMath>
       <w:r>
         <w:t xml:space="preserve"> </w:t>
@@ -12127,16 +12672,21 @@
               <m:grow/>
             </m:dPr>
             <m:e>
-              <m:acc>
-                <m:accPr>
-                  <m:chr m:val="̃"/>
-                </m:accPr>
+              <m:limLow>
                 <m:e>
                   <m:r>
                     <m:t>x</m:t>
                   </m:r>
                 </m:e>
-              </m:acc>
+                <m:lim>
+                  <m:r>
+                    <m:rPr>
+                      <m:sty m:val="p"/>
+                    </m:rPr>
+                    <m:t>∼</m:t>
+                  </m:r>
+                </m:lim>
+              </m:limLow>
             </m:e>
           </m:d>
           <m:r>
@@ -12167,32 +12717,42 @@
             </m:radPr>
             <m:deg/>
             <m:e>
-              <m:acc>
-                <m:accPr>
-                  <m:chr m:val="̃"/>
-                </m:accPr>
+              <m:limLow>
                 <m:e>
                   <m:r>
                     <m:t>x</m:t>
                   </m:r>
                 </m:e>
-              </m:acc>
+                <m:lim>
+                  <m:r>
+                    <m:rPr>
+                      <m:sty m:val="p"/>
+                    </m:rPr>
+                    <m:t>∼</m:t>
+                  </m:r>
+                </m:lim>
+              </m:limLow>
               <m:r>
                 <m:rPr>
                   <m:sty m:val="p"/>
                 </m:rPr>
                 <m:t>⋅</m:t>
               </m:r>
-              <m:acc>
-                <m:accPr>
-                  <m:chr m:val="̃"/>
-                </m:accPr>
+              <m:limLow>
                 <m:e>
                   <m:r>
                     <m:t>x</m:t>
                   </m:r>
                 </m:e>
-              </m:acc>
+                <m:lim>
+                  <m:r>
+                    <m:rPr>
+                      <m:sty m:val="p"/>
+                    </m:rPr>
+                    <m:t>∼</m:t>
+                  </m:r>
+                </m:lim>
+              </m:limLow>
             </m:e>
           </m:rad>
           <m:r>
@@ -12347,16 +12907,21 @@
         <w:t xml:space="preserve"> </w:t>
       </w:r>
       <m:oMath>
-        <m:acc>
-          <m:accPr>
-            <m:chr m:val="̃"/>
-          </m:accPr>
+        <m:limLow>
           <m:e>
             <m:r>
               <m:t>x</m:t>
             </m:r>
           </m:e>
-        </m:acc>
+          <m:lim>
+            <m:r>
+              <m:rPr>
+                <m:sty m:val="p"/>
+              </m:rPr>
+              <m:t>∼</m:t>
+            </m:r>
+          </m:lim>
+        </m:limLow>
         <m:r>
           <m:rPr>
             <m:sty m:val="p"/>
@@ -12414,16 +12979,21 @@
                   <m:grow/>
                 </m:dPr>
                 <m:e>
-                  <m:acc>
-                    <m:accPr>
-                      <m:chr m:val="̃"/>
-                    </m:accPr>
+                  <m:limLow>
                     <m:e>
                       <m:r>
                         <m:t>x</m:t>
                       </m:r>
                     </m:e>
-                  </m:acc>
+                    <m:lim>
+                      <m:r>
+                        <m:rPr>
+                          <m:sty m:val="p"/>
+                        </m:rPr>
+                        <m:t>∼</m:t>
+                      </m:r>
+                    </m:lim>
+                  </m:limLow>
                 </m:e>
               </m:d>
               <m:r>
@@ -12723,16 +13293,21 @@
         <w:t xml:space="preserve"> </w:t>
       </w:r>
       <m:oMath>
-        <m:acc>
-          <m:accPr>
-            <m:chr m:val="̃"/>
-          </m:accPr>
+        <m:limLow>
           <m:e>
             <m:r>
               <m:t>x</m:t>
             </m:r>
           </m:e>
-        </m:acc>
+          <m:lim>
+            <m:r>
+              <m:rPr>
+                <m:sty m:val="p"/>
+              </m:rPr>
+              <m:t>∼</m:t>
+            </m:r>
+          </m:lim>
+        </m:limLow>
         <m:r>
           <m:rPr>
             <m:sty m:val="p"/>
@@ -12790,16 +13365,21 @@
                   <m:grow/>
                 </m:dPr>
                 <m:e>
-                  <m:acc>
-                    <m:accPr>
-                      <m:chr m:val="̃"/>
-                    </m:accPr>
+                  <m:limLow>
                     <m:e>
                       <m:r>
                         <m:t>x</m:t>
                       </m:r>
                     </m:e>
-                  </m:acc>
+                    <m:lim>
+                      <m:r>
+                        <m:rPr>
+                          <m:sty m:val="p"/>
+                        </m:rPr>
+                        <m:t>∼</m:t>
+                      </m:r>
+                    </m:lim>
+                  </m:limLow>
                 </m:e>
               </m:d>
               <m:r>
@@ -13228,16 +13808,21 @@
         <w:t xml:space="preserve"> </w:t>
       </w:r>
       <m:oMath>
-        <m:acc>
-          <m:accPr>
-            <m:chr m:val="̃"/>
-          </m:accPr>
+        <m:limLow>
           <m:e>
             <m:r>
               <m:t>x</m:t>
             </m:r>
           </m:e>
-        </m:acc>
+          <m:lim>
+            <m:r>
+              <m:rPr>
+                <m:sty m:val="p"/>
+              </m:rPr>
+              <m:t>∼</m:t>
+            </m:r>
+          </m:lim>
+        </m:limLow>
         <m:r>
           <m:rPr>
             <m:sty m:val="p"/>
@@ -13279,16 +13864,21 @@
         <w:t xml:space="preserve"> </w:t>
       </w:r>
       <m:oMath>
-        <m:acc>
-          <m:accPr>
-            <m:chr m:val="̃"/>
-          </m:accPr>
+        <m:limLow>
           <m:e>
             <m:r>
               <m:t>y</m:t>
             </m:r>
           </m:e>
-        </m:acc>
+          <m:lim>
+            <m:r>
+              <m:rPr>
+                <m:sty m:val="p"/>
+              </m:rPr>
+              <m:t>∼</m:t>
+            </m:r>
+          </m:lim>
+        </m:limLow>
         <m:r>
           <m:rPr>
             <m:sty m:val="p"/>
@@ -13339,32 +13929,42 @@
         <w:t xml:space="preserve"> </w:t>
       </w:r>
       <m:oMath>
-        <m:acc>
-          <m:accPr>
-            <m:chr m:val="̃"/>
-          </m:accPr>
+        <m:limLow>
           <m:e>
             <m:r>
               <m:t>x</m:t>
             </m:r>
           </m:e>
-        </m:acc>
+          <m:lim>
+            <m:r>
+              <m:rPr>
+                <m:sty m:val="p"/>
+              </m:rPr>
+              <m:t>∼</m:t>
+            </m:r>
+          </m:lim>
+        </m:limLow>
         <m:r>
           <m:rPr>
             <m:sty m:val="p"/>
           </m:rPr>
           <m:t>−</m:t>
         </m:r>
-        <m:acc>
-          <m:accPr>
-            <m:chr m:val="̃"/>
-          </m:accPr>
+        <m:limLow>
           <m:e>
             <m:r>
               <m:t>y</m:t>
             </m:r>
           </m:e>
-        </m:acc>
+          <m:lim>
+            <m:r>
+              <m:rPr>
+                <m:sty m:val="p"/>
+              </m:rPr>
+              <m:t>∼</m:t>
+            </m:r>
+          </m:lim>
+        </m:limLow>
       </m:oMath>
       <w:r>
         <w:t xml:space="preserve">.</w:t>
@@ -13385,32 +13985,42 @@
         <w:t xml:space="preserve"> </w:t>
       </w:r>
       <m:oMath>
-        <m:acc>
-          <m:accPr>
-            <m:chr m:val="̃"/>
-          </m:accPr>
+        <m:limLow>
           <m:e>
             <m:r>
               <m:t>x</m:t>
             </m:r>
           </m:e>
-        </m:acc>
+          <m:lim>
+            <m:r>
+              <m:rPr>
+                <m:sty m:val="p"/>
+              </m:rPr>
+              <m:t>∼</m:t>
+            </m:r>
+          </m:lim>
+        </m:limLow>
         <m:r>
           <m:rPr>
             <m:sty m:val="p"/>
           </m:rPr>
           <m:t>−</m:t>
         </m:r>
-        <m:acc>
-          <m:accPr>
-            <m:chr m:val="̃"/>
-          </m:accPr>
+        <m:limLow>
           <m:e>
             <m:r>
               <m:t>y</m:t>
             </m:r>
           </m:e>
-        </m:acc>
+          <m:lim>
+            <m:r>
+              <m:rPr>
+                <m:sty m:val="p"/>
+              </m:rPr>
+              <m:t>∼</m:t>
+            </m:r>
+          </m:lim>
+        </m:limLow>
       </m:oMath>
       <w:r>
         <w:t xml:space="preserve">,</w:t>
@@ -13451,32 +14061,42 @@
         <w:t xml:space="preserve"> </w:t>
       </w:r>
       <m:oMath>
-        <m:acc>
-          <m:accPr>
-            <m:chr m:val="̃"/>
-          </m:accPr>
+        <m:limLow>
           <m:e>
             <m:r>
               <m:t>y</m:t>
             </m:r>
           </m:e>
-        </m:acc>
+          <m:lim>
+            <m:r>
+              <m:rPr>
+                <m:sty m:val="p"/>
+              </m:rPr>
+              <m:t>∼</m:t>
+            </m:r>
+          </m:lim>
+        </m:limLow>
         <m:r>
           <m:rPr>
             <m:sty m:val="p"/>
           </m:rPr>
           <m:t>−</m:t>
         </m:r>
-        <m:acc>
-          <m:accPr>
-            <m:chr m:val="̃"/>
-          </m:accPr>
+        <m:limLow>
           <m:e>
             <m:r>
               <m:t>x</m:t>
             </m:r>
           </m:e>
-        </m:acc>
+          <m:lim>
+            <m:r>
+              <m:rPr>
+                <m:sty m:val="p"/>
+              </m:rPr>
+              <m:t>∼</m:t>
+            </m:r>
+          </m:lim>
+        </m:limLow>
       </m:oMath>
       <w:r>
         <w:t xml:space="preserve"> </w:t>
@@ -13513,32 +14133,42 @@
         <m:oMath>
           <m:eqArr>
             <m:e>
-              <m:acc>
-                <m:accPr>
-                  <m:chr m:val="̃"/>
-                </m:accPr>
+              <m:limLow>
                 <m:e>
                   <m:r>
                     <m:t>x</m:t>
                   </m:r>
                 </m:e>
-              </m:acc>
+                <m:lim>
+                  <m:r>
+                    <m:rPr>
+                      <m:sty m:val="p"/>
+                    </m:rPr>
+                    <m:t>∼</m:t>
+                  </m:r>
+                </m:lim>
+              </m:limLow>
               <m:r>
                 <m:rPr>
                   <m:sty m:val="p"/>
                 </m:rPr>
                 <m:t>−</m:t>
               </m:r>
-              <m:acc>
-                <m:accPr>
-                  <m:chr m:val="̃"/>
-                </m:accPr>
+              <m:limLow>
                 <m:e>
                   <m:r>
                     <m:t>y</m:t>
                   </m:r>
                 </m:e>
-              </m:acc>
+                <m:lim>
+                  <m:r>
+                    <m:rPr>
+                      <m:sty m:val="p"/>
+                    </m:rPr>
+                    <m:t>∼</m:t>
+                  </m:r>
+                </m:lim>
+              </m:limLow>
               <m:r>
                 <m:t>&amp;</m:t>
               </m:r>
@@ -13670,32 +14300,42 @@
                   <m:grow/>
                 </m:dPr>
                 <m:e>
-                  <m:acc>
-                    <m:accPr>
-                      <m:chr m:val="̃"/>
-                    </m:accPr>
+                  <m:limLow>
                     <m:e>
                       <m:r>
                         <m:t>x</m:t>
                       </m:r>
                     </m:e>
-                  </m:acc>
+                    <m:lim>
+                      <m:r>
+                        <m:rPr>
+                          <m:sty m:val="p"/>
+                        </m:rPr>
+                        <m:t>∼</m:t>
+                      </m:r>
+                    </m:lim>
+                  </m:limLow>
                   <m:r>
                     <m:rPr>
                       <m:sty m:val="p"/>
                     </m:rPr>
                     <m:t>−</m:t>
                   </m:r>
-                  <m:acc>
-                    <m:accPr>
-                      <m:chr m:val="̃"/>
-                    </m:accPr>
+                  <m:limLow>
                     <m:e>
                       <m:r>
                         <m:t>y</m:t>
                       </m:r>
                     </m:e>
-                  </m:acc>
+                    <m:lim>
+                      <m:r>
+                        <m:rPr>
+                          <m:sty m:val="p"/>
+                        </m:rPr>
+                        <m:t>∼</m:t>
+                      </m:r>
+                    </m:lim>
+                  </m:limLow>
                 </m:e>
               </m:d>
               <m:r>
@@ -13839,32 +14479,42 @@
         </w:numPr>
       </w:pPr>
       <m:oMath>
-        <m:acc>
-          <m:accPr>
-            <m:chr m:val="̃"/>
-          </m:accPr>
+        <m:limLow>
           <m:e>
             <m:r>
               <m:t>y</m:t>
             </m:r>
           </m:e>
-        </m:acc>
+          <m:lim>
+            <m:r>
+              <m:rPr>
+                <m:sty m:val="p"/>
+              </m:rPr>
+              <m:t>∼</m:t>
+            </m:r>
+          </m:lim>
+        </m:limLow>
         <m:r>
           <m:rPr>
             <m:sty m:val="p"/>
           </m:rPr>
           <m:t>−</m:t>
         </m:r>
-        <m:acc>
-          <m:accPr>
-            <m:chr m:val="̃"/>
-          </m:accPr>
+        <m:limLow>
           <m:e>
             <m:r>
               <m:t>x</m:t>
             </m:r>
           </m:e>
-        </m:acc>
+          <m:lim>
+            <m:r>
+              <m:rPr>
+                <m:sty m:val="p"/>
+              </m:rPr>
+              <m:t>∼</m:t>
+            </m:r>
+          </m:lim>
+        </m:limLow>
         <m:r>
           <m:rPr>
             <m:sty m:val="p"/>
@@ -13928,32 +14578,42 @@
                   <m:grow/>
                 </m:dPr>
                 <m:e>
-                  <m:acc>
-                    <m:accPr>
-                      <m:chr m:val="̃"/>
-                    </m:accPr>
+                  <m:limLow>
                     <m:e>
                       <m:r>
                         <m:t>y</m:t>
                       </m:r>
                     </m:e>
-                  </m:acc>
+                    <m:lim>
+                      <m:r>
+                        <m:rPr>
+                          <m:sty m:val="p"/>
+                        </m:rPr>
+                        <m:t>∼</m:t>
+                      </m:r>
+                    </m:lim>
+                  </m:limLow>
                   <m:r>
                     <m:rPr>
                       <m:sty m:val="p"/>
                     </m:rPr>
                     <m:t>−</m:t>
                   </m:r>
-                  <m:acc>
-                    <m:accPr>
-                      <m:chr m:val="̃"/>
-                    </m:accPr>
+                  <m:limLow>
                     <m:e>
                       <m:r>
                         <m:t>x</m:t>
                       </m:r>
                     </m:e>
-                  </m:acc>
+                    <m:lim>
+                      <m:r>
+                        <m:rPr>
+                          <m:sty m:val="p"/>
+                        </m:rPr>
+                        <m:t>∼</m:t>
+                      </m:r>
+                    </m:lim>
+                  </m:limLow>
                 </m:e>
               </m:d>
               <m:r>
@@ -14081,16 +14741,21 @@
         <w:t xml:space="preserve"> </w:t>
       </w:r>
       <m:oMath>
-        <m:acc>
-          <m:accPr>
-            <m:chr m:val="̃"/>
-          </m:accPr>
+        <m:limLow>
           <m:e>
             <m:r>
               <m:t>x</m:t>
             </m:r>
           </m:e>
-        </m:acc>
+          <m:lim>
+            <m:r>
+              <m:rPr>
+                <m:sty m:val="p"/>
+              </m:rPr>
+              <m:t>∼</m:t>
+            </m:r>
+          </m:lim>
+        </m:limLow>
       </m:oMath>
       <w:r>
         <w:t xml:space="preserve"> </w:t>
@@ -14102,16 +14767,21 @@
         <w:t xml:space="preserve"> </w:t>
       </w:r>
       <m:oMath>
-        <m:acc>
-          <m:accPr>
-            <m:chr m:val="̃"/>
-          </m:accPr>
+        <m:limLow>
           <m:e>
             <m:r>
               <m:t>y</m:t>
             </m:r>
           </m:e>
-        </m:acc>
+          <m:lim>
+            <m:r>
+              <m:rPr>
+                <m:sty m:val="p"/>
+              </m:rPr>
+              <m:t>∼</m:t>
+            </m:r>
+          </m:lim>
+        </m:limLow>
       </m:oMath>
       <w:r>
         <w:t xml:space="preserve"> </w:t>
@@ -14170,32 +14840,42 @@
             </m:rPr>
             <m:t>(</m:t>
           </m:r>
-          <m:acc>
-            <m:accPr>
-              <m:chr m:val="̃"/>
-            </m:accPr>
+          <m:limLow>
             <m:e>
               <m:r>
                 <m:t>x</m:t>
               </m:r>
             </m:e>
-          </m:acc>
+            <m:lim>
+              <m:r>
+                <m:rPr>
+                  <m:sty m:val="p"/>
+                </m:rPr>
+                <m:t>∼</m:t>
+              </m:r>
+            </m:lim>
+          </m:limLow>
           <m:r>
             <m:rPr>
               <m:sty m:val="p"/>
             </m:rPr>
             <m:t>,</m:t>
           </m:r>
-          <m:acc>
-            <m:accPr>
-              <m:chr m:val="̃"/>
-            </m:accPr>
+          <m:limLow>
             <m:e>
               <m:r>
                 <m:t>y</m:t>
               </m:r>
             </m:e>
-          </m:acc>
+            <m:lim>
+              <m:r>
+                <m:rPr>
+                  <m:sty m:val="p"/>
+                </m:rPr>
+                <m:t>∼</m:t>
+              </m:r>
+            </m:lim>
+          </m:limLow>
           <m:r>
             <m:rPr>
               <m:sty m:val="p"/>
@@ -14232,32 +14912,42 @@
               <m:grow/>
             </m:dPr>
             <m:e>
-              <m:acc>
-                <m:accPr>
-                  <m:chr m:val="̃"/>
-                </m:accPr>
+              <m:limLow>
                 <m:e>
                   <m:r>
                     <m:t>x</m:t>
                   </m:r>
                 </m:e>
-              </m:acc>
+                <m:lim>
+                  <m:r>
+                    <m:rPr>
+                      <m:sty m:val="p"/>
+                    </m:rPr>
+                    <m:t>∼</m:t>
+                  </m:r>
+                </m:lim>
+              </m:limLow>
               <m:r>
                 <m:rPr>
                   <m:sty m:val="p"/>
                 </m:rPr>
                 <m:t>−</m:t>
               </m:r>
-              <m:acc>
-                <m:accPr>
-                  <m:chr m:val="̃"/>
-                </m:accPr>
+              <m:limLow>
                 <m:e>
                   <m:r>
                     <m:t>y</m:t>
                   </m:r>
                 </m:e>
-              </m:acc>
+                <m:lim>
+                  <m:r>
+                    <m:rPr>
+                      <m:sty m:val="p"/>
+                    </m:rPr>
+                    <m:t>∼</m:t>
+                  </m:r>
+                </m:lim>
+              </m:limLow>
             </m:e>
           </m:d>
           <m:r>
@@ -14402,16 +15092,21 @@
         <w:t xml:space="preserve"> </w:t>
       </w:r>
       <m:oMath>
-        <m:acc>
-          <m:accPr>
-            <m:chr m:val="̃"/>
-          </m:accPr>
+        <m:limLow>
           <m:e>
             <m:r>
               <m:t>0</m:t>
             </m:r>
           </m:e>
-        </m:acc>
+          <m:lim>
+            <m:r>
+              <m:rPr>
+                <m:sty m:val="p"/>
+              </m:rPr>
+              <m:t>∼</m:t>
+            </m:r>
+          </m:lim>
+        </m:limLow>
       </m:oMath>
       <w:r>
         <w:t xml:space="preserve"> </w:t>
@@ -14423,16 +15118,21 @@
         <w:t xml:space="preserve"> </w:t>
       </w:r>
       <m:oMath>
-        <m:acc>
-          <m:accPr>
-            <m:chr m:val="̃"/>
-          </m:accPr>
+        <m:limLow>
           <m:e>
             <m:r>
               <m:t>x</m:t>
             </m:r>
           </m:e>
-        </m:acc>
+          <m:lim>
+            <m:r>
+              <m:rPr>
+                <m:sty m:val="p"/>
+              </m:rPr>
+              <m:t>∼</m:t>
+            </m:r>
+          </m:lim>
+        </m:limLow>
       </m:oMath>
       <w:r>
         <w:t xml:space="preserve"> </w:t>
@@ -14444,16 +15144,21 @@
         <w:t xml:space="preserve"> </w:t>
       </w:r>
       <m:oMath>
-        <m:acc>
-          <m:accPr>
-            <m:chr m:val="̃"/>
-          </m:accPr>
+        <m:limLow>
           <m:e>
             <m:r>
               <m:t>x</m:t>
             </m:r>
           </m:e>
-        </m:acc>
+          <m:lim>
+            <m:r>
+              <m:rPr>
+                <m:sty m:val="p"/>
+              </m:rPr>
+              <m:t>∼</m:t>
+            </m:r>
+          </m:lim>
+        </m:limLow>
       </m:oMath>
       <w:r>
         <w:t xml:space="preserve">:</w:t>
@@ -14479,32 +15184,42 @@
                 </m:rPr>
                 <m:t>(</m:t>
               </m:r>
-              <m:acc>
-                <m:accPr>
-                  <m:chr m:val="̃"/>
-                </m:accPr>
+              <m:limLow>
                 <m:e>
                   <m:r>
                     <m:t>x</m:t>
                   </m:r>
                 </m:e>
-              </m:acc>
+                <m:lim>
+                  <m:r>
+                    <m:rPr>
+                      <m:sty m:val="p"/>
+                    </m:rPr>
+                    <m:t>∼</m:t>
+                  </m:r>
+                </m:lim>
+              </m:limLow>
               <m:r>
                 <m:rPr>
                   <m:sty m:val="p"/>
                 </m:rPr>
                 <m:t>,</m:t>
               </m:r>
-              <m:acc>
-                <m:accPr>
-                  <m:chr m:val="̃"/>
-                </m:accPr>
+              <m:limLow>
                 <m:e>
                   <m:r>
                     <m:t>0</m:t>
                   </m:r>
                 </m:e>
-              </m:acc>
+                <m:lim>
+                  <m:r>
+                    <m:rPr>
+                      <m:sty m:val="p"/>
+                    </m:rPr>
+                    <m:t>∼</m:t>
+                  </m:r>
+                </m:lim>
+              </m:limLow>
               <m:r>
                 <m:rPr>
                   <m:sty m:val="p"/>
@@ -14531,32 +15246,42 @@
                   <m:grow/>
                 </m:dPr>
                 <m:e>
-                  <m:acc>
-                    <m:accPr>
-                      <m:chr m:val="̃"/>
-                    </m:accPr>
+                  <m:limLow>
                     <m:e>
                       <m:r>
                         <m:t>x</m:t>
                       </m:r>
                     </m:e>
-                  </m:acc>
+                    <m:lim>
+                      <m:r>
+                        <m:rPr>
+                          <m:sty m:val="p"/>
+                        </m:rPr>
+                        <m:t>∼</m:t>
+                      </m:r>
+                    </m:lim>
+                  </m:limLow>
                   <m:r>
                     <m:rPr>
                       <m:sty m:val="p"/>
                     </m:rPr>
                     <m:t>−</m:t>
                   </m:r>
-                  <m:acc>
-                    <m:accPr>
-                      <m:chr m:val="̃"/>
-                    </m:accPr>
+                  <m:limLow>
                     <m:e>
                       <m:r>
                         <m:t>0</m:t>
                       </m:r>
                     </m:e>
-                  </m:acc>
+                    <m:lim>
+                      <m:r>
+                        <m:rPr>
+                          <m:sty m:val="p"/>
+                        </m:rPr>
+                        <m:t>∼</m:t>
+                      </m:r>
+                    </m:lim>
+                  </m:limLow>
                 </m:e>
               </m:d>
               <m:r>
@@ -14584,16 +15309,21 @@
                   <m:grow/>
                 </m:dPr>
                 <m:e>
-                  <m:acc>
-                    <m:accPr>
-                      <m:chr m:val="̃"/>
-                    </m:accPr>
+                  <m:limLow>
                     <m:e>
                       <m:r>
                         <m:t>x</m:t>
                       </m:r>
                     </m:e>
-                  </m:acc>
+                    <m:lim>
+                      <m:r>
+                        <m:rPr>
+                          <m:sty m:val="p"/>
+                        </m:rPr>
+                        <m:t>∼</m:t>
+                      </m:r>
+                    </m:lim>
+                  </m:limLow>
                 </m:e>
               </m:d>
               <m:r>
@@ -14626,16 +15356,21 @@
         <w:t xml:space="preserve"> </w:t>
       </w:r>
       <m:oMath>
-        <m:acc>
-          <m:accPr>
-            <m:chr m:val="̃"/>
-          </m:accPr>
+        <m:limLow>
           <m:e>
             <m:r>
               <m:t>0</m:t>
             </m:r>
           </m:e>
-        </m:acc>
+          <m:lim>
+            <m:r>
+              <m:rPr>
+                <m:sty m:val="p"/>
+              </m:rPr>
+              <m:t>∼</m:t>
+            </m:r>
+          </m:lim>
+        </m:limLow>
       </m:oMath>
       <w:r>
         <w:t xml:space="preserve"> </w:t>
@@ -14787,16 +15522,21 @@
         </m:r>
         <m:sSub>
           <m:e>
-            <m:acc>
-              <m:accPr>
-                <m:chr m:val="̃"/>
-              </m:accPr>
+            <m:limLow>
               <m:e>
                 <m:r>
                   <m:t>x</m:t>
                 </m:r>
               </m:e>
-            </m:acc>
+              <m:lim>
+                <m:r>
+                  <m:rPr>
+                    <m:sty m:val="p"/>
+                  </m:rPr>
+                  <m:t>∼</m:t>
+                </m:r>
+              </m:lim>
+            </m:limLow>
           </m:e>
           <m:sub>
             <m:r>
@@ -14812,16 +15552,21 @@
         </m:r>
         <m:sSub>
           <m:e>
-            <m:acc>
-              <m:accPr>
-                <m:chr m:val="̃"/>
-              </m:accPr>
+            <m:limLow>
               <m:e>
                 <m:r>
                   <m:t>x</m:t>
                 </m:r>
               </m:e>
-            </m:acc>
+              <m:lim>
+                <m:r>
+                  <m:rPr>
+                    <m:sty m:val="p"/>
+                  </m:rPr>
+                  <m:t>∼</m:t>
+                </m:r>
+              </m:lim>
+            </m:limLow>
           </m:e>
           <m:sub>
             <m:r>
@@ -14849,16 +15594,21 @@
         </m:r>
         <m:sSub>
           <m:e>
-            <m:acc>
-              <m:accPr>
-                <m:chr m:val="̃"/>
-              </m:accPr>
+            <m:limLow>
               <m:e>
                 <m:r>
                   <m:t>x</m:t>
                 </m:r>
               </m:e>
-            </m:acc>
+              <m:lim>
+                <m:r>
+                  <m:rPr>
+                    <m:sty m:val="p"/>
+                  </m:rPr>
+                  <m:t>∼</m:t>
+                </m:r>
+              </m:lim>
+            </m:limLow>
           </m:e>
           <m:sub>
             <m:r>
@@ -14969,16 +15719,21 @@
         <m:oMath>
           <m:sSub>
             <m:e>
-              <m:acc>
-                <m:accPr>
-                  <m:chr m:val="̃"/>
-                </m:accPr>
+              <m:limLow>
                 <m:e>
                   <m:r>
                     <m:t>x</m:t>
                   </m:r>
                 </m:e>
-              </m:acc>
+                <m:lim>
+                  <m:r>
+                    <m:rPr>
+                      <m:sty m:val="p"/>
+                    </m:rPr>
+                    <m:t>∼</m:t>
+                  </m:r>
+                </m:lim>
+              </m:limLow>
             </m:e>
             <m:sub>
               <m:r>
@@ -14994,16 +15749,21 @@
           </m:r>
           <m:sSub>
             <m:e>
-              <m:acc>
-                <m:accPr>
-                  <m:chr m:val="̃"/>
-                </m:accPr>
+              <m:limLow>
                 <m:e>
                   <m:r>
                     <m:t>x</m:t>
                   </m:r>
                 </m:e>
-              </m:acc>
+                <m:lim>
+                  <m:r>
+                    <m:rPr>
+                      <m:sty m:val="p"/>
+                    </m:rPr>
+                    <m:t>∼</m:t>
+                  </m:r>
+                </m:lim>
+              </m:limLow>
             </m:e>
             <m:sub>
               <m:r>
@@ -15131,16 +15891,21 @@
       <m:oMath>
         <m:sSub>
           <m:e>
-            <m:acc>
-              <m:accPr>
-                <m:chr m:val="̃"/>
-              </m:accPr>
+            <m:limLow>
               <m:e>
                 <m:r>
                   <m:t>e</m:t>
                 </m:r>
               </m:e>
-            </m:acc>
+              <m:lim>
+                <m:r>
+                  <m:rPr>
+                    <m:sty m:val="p"/>
+                  </m:rPr>
+                  <m:t>∼</m:t>
+                </m:r>
+              </m:lim>
+            </m:limLow>
           </m:e>
           <m:sub>
             <m:r>
@@ -15156,16 +15921,21 @@
         </m:r>
         <m:sSub>
           <m:e>
-            <m:acc>
-              <m:accPr>
-                <m:chr m:val="̃"/>
-              </m:accPr>
+            <m:limLow>
               <m:e>
                 <m:r>
                   <m:t>e</m:t>
                 </m:r>
               </m:e>
-            </m:acc>
+              <m:lim>
+                <m:r>
+                  <m:rPr>
+                    <m:sty m:val="p"/>
+                  </m:rPr>
+                  <m:t>∼</m:t>
+                </m:r>
+              </m:lim>
+            </m:limLow>
           </m:e>
           <m:sub>
             <m:r>
@@ -15193,16 +15963,21 @@
         </m:r>
         <m:sSub>
           <m:e>
-            <m:acc>
-              <m:accPr>
-                <m:chr m:val="̃"/>
-              </m:accPr>
+            <m:limLow>
               <m:e>
                 <m:r>
                   <m:t>e</m:t>
                 </m:r>
               </m:e>
-            </m:acc>
+              <m:lim>
+                <m:r>
+                  <m:rPr>
+                    <m:sty m:val="p"/>
+                  </m:rPr>
+                  <m:t>∼</m:t>
+                </m:r>
+              </m:lim>
+            </m:limLow>
           </m:e>
           <m:sub>
             <m:r>
@@ -15254,16 +16029,21 @@
       <m:oMath>
         <m:sSub>
           <m:e>
-            <m:acc>
-              <m:accPr>
-                <m:chr m:val="̃"/>
-              </m:accPr>
+            <m:limLow>
               <m:e>
                 <m:r>
                   <m:t>e</m:t>
                 </m:r>
               </m:e>
-            </m:acc>
+              <m:lim>
+                <m:r>
+                  <m:rPr>
+                    <m:sty m:val="p"/>
+                  </m:rPr>
+                  <m:t>∼</m:t>
+                </m:r>
+              </m:lim>
+            </m:limLow>
           </m:e>
           <m:sub>
             <m:r>
@@ -15279,16 +16059,21 @@
         </m:r>
         <m:sSub>
           <m:e>
-            <m:acc>
-              <m:accPr>
-                <m:chr m:val="̃"/>
-              </m:accPr>
+            <m:limLow>
               <m:e>
                 <m:r>
                   <m:t>e</m:t>
                 </m:r>
               </m:e>
-            </m:acc>
+              <m:lim>
+                <m:r>
+                  <m:rPr>
+                    <m:sty m:val="p"/>
+                  </m:rPr>
+                  <m:t>∼</m:t>
+                </m:r>
+              </m:lim>
+            </m:limLow>
           </m:e>
           <m:sub>
             <m:r>
@@ -15323,16 +16108,21 @@
       <m:oMath>
         <m:sSub>
           <m:e>
-            <m:acc>
-              <m:accPr>
-                <m:chr m:val="̃"/>
-              </m:accPr>
+            <m:limLow>
               <m:e>
                 <m:r>
                   <m:t>e</m:t>
                 </m:r>
               </m:e>
-            </m:acc>
+              <m:lim>
+                <m:r>
+                  <m:rPr>
+                    <m:sty m:val="p"/>
+                  </m:rPr>
+                  <m:t>∼</m:t>
+                </m:r>
+              </m:lim>
+            </m:limLow>
           </m:e>
           <m:sub>
             <m:r>
@@ -15461,16 +16251,21 @@
             <m:e>
               <m:sSub>
                 <m:e>
-                  <m:acc>
-                    <m:accPr>
-                      <m:chr m:val="̃"/>
-                    </m:accPr>
+                  <m:limLow>
                     <m:e>
                       <m:r>
                         <m:t>e</m:t>
                       </m:r>
                     </m:e>
-                  </m:acc>
+                    <m:lim>
+                      <m:r>
+                        <m:rPr>
+                          <m:sty m:val="p"/>
+                        </m:rPr>
+                        <m:t>∼</m:t>
+                      </m:r>
+                    </m:lim>
+                  </m:limLow>
                 </m:e>
                 <m:sub>
                   <m:r>
@@ -15486,16 +16281,21 @@
               </m:r>
               <m:sSub>
                 <m:e>
-                  <m:acc>
-                    <m:accPr>
-                      <m:chr m:val="̃"/>
-                    </m:accPr>
+                  <m:limLow>
                     <m:e>
                       <m:r>
                         <m:t>e</m:t>
                       </m:r>
                     </m:e>
-                  </m:acc>
+                    <m:lim>
+                      <m:r>
+                        <m:rPr>
+                          <m:sty m:val="p"/>
+                        </m:rPr>
+                        <m:t>∼</m:t>
+                      </m:r>
+                    </m:lim>
+                  </m:limLow>
                 </m:e>
                 <m:sub>
                   <m:r>
@@ -15580,16 +16380,21 @@
             <m:e>
               <m:sSub>
                 <m:e>
-                  <m:acc>
-                    <m:accPr>
-                      <m:chr m:val="̃"/>
-                    </m:accPr>
+                  <m:limLow>
                     <m:e>
                       <m:r>
                         <m:t>e</m:t>
                       </m:r>
                     </m:e>
-                  </m:acc>
+                    <m:lim>
+                      <m:r>
+                        <m:rPr>
+                          <m:sty m:val="p"/>
+                        </m:rPr>
+                        <m:t>∼</m:t>
+                      </m:r>
+                    </m:lim>
+                  </m:limLow>
                 </m:e>
                 <m:sub>
                   <m:r>
@@ -15605,16 +16410,21 @@
               </m:r>
               <m:sSub>
                 <m:e>
-                  <m:acc>
-                    <m:accPr>
-                      <m:chr m:val="̃"/>
-                    </m:accPr>
+                  <m:limLow>
                     <m:e>
                       <m:r>
                         <m:t>e</m:t>
                       </m:r>
                     </m:e>
-                  </m:acc>
+                    <m:lim>
+                      <m:r>
+                        <m:rPr>
+                          <m:sty m:val="p"/>
+                        </m:rPr>
+                        <m:t>∼</m:t>
+                      </m:r>
+                    </m:lim>
+                  </m:limLow>
                 </m:e>
                 <m:sub>
                   <m:r>
@@ -15707,16 +16517,21 @@
             <m:e>
               <m:sSub>
                 <m:e>
-                  <m:acc>
-                    <m:accPr>
-                      <m:chr m:val="̃"/>
-                    </m:accPr>
+                  <m:limLow>
                     <m:e>
                       <m:r>
                         <m:t>e</m:t>
                       </m:r>
                     </m:e>
-                  </m:acc>
+                    <m:lim>
+                      <m:r>
+                        <m:rPr>
+                          <m:sty m:val="p"/>
+                        </m:rPr>
+                        <m:t>∼</m:t>
+                      </m:r>
+                    </m:lim>
+                  </m:limLow>
                 </m:e>
                 <m:sub>
                   <m:r>
@@ -15732,16 +16547,21 @@
               </m:r>
               <m:sSub>
                 <m:e>
-                  <m:acc>
-                    <m:accPr>
-                      <m:chr m:val="̃"/>
-                    </m:accPr>
+                  <m:limLow>
                     <m:e>
                       <m:r>
                         <m:t>e</m:t>
                       </m:r>
                     </m:e>
-                  </m:acc>
+                    <m:lim>
+                      <m:r>
+                        <m:rPr>
+                          <m:sty m:val="p"/>
+                        </m:rPr>
+                        <m:t>∼</m:t>
+                      </m:r>
+                    </m:lim>
+                  </m:limLow>
                 </m:e>
                 <m:sub>
                   <m:r>
@@ -16451,16 +17271,21 @@
           <m:jc m:val="center"/>
         </m:oMathParaPr>
         <m:oMath>
-          <m:acc>
-            <m:accPr>
-              <m:chr m:val="̃"/>
-            </m:accPr>
+          <m:limLow>
             <m:e>
               <m:r>
                 <m:t>a</m:t>
               </m:r>
             </m:e>
-          </m:acc>
+            <m:lim>
+              <m:r>
+                <m:rPr>
+                  <m:sty m:val="p"/>
+                </m:rPr>
+                <m:t>∼</m:t>
+              </m:r>
+            </m:lim>
+          </m:limLow>
           <m:r>
             <m:rPr>
               <m:sty m:val="p"/>
@@ -16527,16 +17352,21 @@
           <m:r>
             <m:t>  </m:t>
           </m:r>
-          <m:acc>
-            <m:accPr>
-              <m:chr m:val="̃"/>
-            </m:accPr>
+          <m:limLow>
             <m:e>
               <m:r>
                 <m:t>b</m:t>
               </m:r>
             </m:e>
-          </m:acc>
+            <m:lim>
+              <m:r>
+                <m:rPr>
+                  <m:sty m:val="p"/>
+                </m:rPr>
+                <m:t>∼</m:t>
+              </m:r>
+            </m:lim>
+          </m:limLow>
           <m:r>
             <m:rPr>
               <m:sty m:val="p"/>
@@ -16610,16 +17440,21 @@
       <m:oMath>
         <m:sSup>
           <m:e>
-            <m:acc>
-              <m:accPr>
-                <m:chr m:val="̃"/>
-              </m:accPr>
+            <m:limLow>
               <m:e>
                 <m:r>
                   <m:t>a</m:t>
                 </m:r>
               </m:e>
-            </m:acc>
+              <m:lim>
+                <m:r>
+                  <m:rPr>
+                    <m:sty m:val="p"/>
+                  </m:rPr>
+                  <m:t>∼</m:t>
+                </m:r>
+              </m:lim>
+            </m:limLow>
           </m:e>
           <m:sup>
             <m:r>
@@ -16630,16 +17465,21 @@
             </m:r>
           </m:sup>
         </m:sSup>
-        <m:acc>
-          <m:accPr>
-            <m:chr m:val="̃"/>
-          </m:accPr>
+        <m:limLow>
           <m:e>
             <m:r>
               <m:t>b</m:t>
             </m:r>
           </m:e>
-        </m:acc>
+          <m:lim>
+            <m:r>
+              <m:rPr>
+                <m:sty m:val="p"/>
+              </m:rPr>
+              <m:t>∼</m:t>
+            </m:r>
+          </m:lim>
+        </m:limLow>
       </m:oMath>
       <w:r>
         <w:t xml:space="preserve"> </w:t>
@@ -16662,16 +17502,21 @@
             <m:grow/>
           </m:dPr>
           <m:e>
-            <m:acc>
-              <m:accPr>
-                <m:chr m:val="̃"/>
-              </m:accPr>
+            <m:limLow>
               <m:e>
                 <m:r>
                   <m:t>a</m:t>
                 </m:r>
               </m:e>
-            </m:acc>
+              <m:lim>
+                <m:r>
+                  <m:rPr>
+                    <m:sty m:val="p"/>
+                  </m:rPr>
+                  <m:t>∼</m:t>
+                </m:r>
+              </m:lim>
+            </m:limLow>
           </m:e>
         </m:d>
         <m:sSub>
@@ -16722,32 +17567,42 @@
         <m:oMath>
           <m:eqArr>
             <m:e>
-              <m:acc>
-                <m:accPr>
-                  <m:chr m:val="̃"/>
-                </m:accPr>
+              <m:limLow>
                 <m:e>
                   <m:r>
                     <m:t>a</m:t>
                   </m:r>
                 </m:e>
-              </m:acc>
+                <m:lim>
+                  <m:r>
+                    <m:rPr>
+                      <m:sty m:val="p"/>
+                    </m:rPr>
+                    <m:t>∼</m:t>
+                  </m:r>
+                </m:lim>
+              </m:limLow>
               <m:r>
                 <m:rPr>
                   <m:sty m:val="p"/>
                 </m:rPr>
                 <m:t>⋅</m:t>
               </m:r>
-              <m:acc>
-                <m:accPr>
-                  <m:chr m:val="̃"/>
-                </m:accPr>
+              <m:limLow>
                 <m:e>
                   <m:r>
                     <m:t>b</m:t>
                   </m:r>
                 </m:e>
-              </m:acc>
+                <m:lim>
+                  <m:r>
+                    <m:rPr>
+                      <m:sty m:val="p"/>
+                    </m:rPr>
+                    <m:t>∼</m:t>
+                  </m:r>
+                </m:lim>
+              </m:limLow>
               <m:r>
                 <m:t>&amp;</m:t>
               </m:r>
@@ -16939,16 +17794,21 @@
         <w:t xml:space="preserve"> </w:t>
       </w:r>
       <m:oMath>
-        <m:acc>
-          <m:accPr>
-            <m:chr m:val="̃"/>
-          </m:accPr>
+        <m:limLow>
           <m:e>
             <m:r>
               <m:t>a</m:t>
             </m:r>
           </m:e>
-        </m:acc>
+          <m:lim>
+            <m:r>
+              <m:rPr>
+                <m:sty m:val="p"/>
+              </m:rPr>
+              <m:t>∼</m:t>
+            </m:r>
+          </m:lim>
+        </m:limLow>
       </m:oMath>
       <w:r>
         <w:t xml:space="preserve"> </w:t>
@@ -16968,32 +17828,42 @@
         <m:oMath>
           <m:eqArr>
             <m:e>
-              <m:acc>
-                <m:accPr>
-                  <m:chr m:val="̃"/>
-                </m:accPr>
+              <m:limLow>
                 <m:e>
                   <m:r>
                     <m:t>a</m:t>
                   </m:r>
                 </m:e>
-              </m:acc>
+                <m:lim>
+                  <m:r>
+                    <m:rPr>
+                      <m:sty m:val="p"/>
+                    </m:rPr>
+                    <m:t>∼</m:t>
+                  </m:r>
+                </m:lim>
+              </m:limLow>
               <m:r>
                 <m:rPr>
                   <m:sty m:val="p"/>
                 </m:rPr>
                 <m:t>⋅</m:t>
               </m:r>
-              <m:acc>
-                <m:accPr>
-                  <m:chr m:val="̃"/>
-                </m:accPr>
+              <m:limLow>
                 <m:e>
                   <m:r>
                     <m:t>a</m:t>
                   </m:r>
                 </m:e>
-              </m:acc>
+                <m:lim>
+                  <m:r>
+                    <m:rPr>
+                      <m:sty m:val="p"/>
+                    </m:rPr>
+                    <m:t>∼</m:t>
+                  </m:r>
+                </m:lim>
+              </m:limLow>
               <m:r>
                 <m:t>&amp;</m:t>
               </m:r>
@@ -17148,16 +18018,21 @@
               <m:grow/>
             </m:dPr>
             <m:e>
-              <m:acc>
-                <m:accPr>
-                  <m:chr m:val="̃"/>
-                </m:accPr>
+              <m:limLow>
                 <m:e>
                   <m:r>
                     <m:t>a</m:t>
                   </m:r>
                 </m:e>
-              </m:acc>
+                <m:lim>
+                  <m:r>
+                    <m:rPr>
+                      <m:sty m:val="p"/>
+                    </m:rPr>
+                    <m:t>∼</m:t>
+                  </m:r>
+                </m:lim>
+              </m:limLow>
             </m:e>
           </m:d>
           <m:sSub>
